--- a/psychologicalReview/ms/finalDocuments/Supplementary Materials.docx
+++ b/psychologicalReview/ms/finalDocuments/Supplementary Materials.docx
@@ -51,6 +51,13 @@
         </w:rPr>
         <w:t>Associative learning is sufficient to explain infants’ putative action efficiency</w:t>
       </w:r>
+      <w:r>
+        <w:rPr>
+          <w:b/>
+          <w:bCs/>
+        </w:rPr>
+        <w:t xml:space="preserve"> understanding</w:t>
+      </w:r>
     </w:p>
     <w:p>
       <w:pPr>
@@ -68,7 +75,7 @@
       <w:r>
         <w:t>Correspondence to: Deon T. Benton (</w:t>
       </w:r>
-      <w:hyperlink r:id="rId5" w:history="1">
+      <w:hyperlink r:id="rId7" w:history="1">
         <w:r>
           <w:rPr>
             <w:rStyle w:val="Hyperlink"/>
@@ -115,15 +122,6 @@
       <w:r>
         <w:t>Simulation 1a: Selective longer looking to inefficient actions.</w:t>
       </w:r>
-      <w:r>
-        <w:br/>
-      </w:r>
-      <w:r>
-        <w:t>Simulation 1b: How prior experience with unconstrained action impacts processing</w:t>
-      </w:r>
-      <w:r>
-        <w:t>.</w:t>
-      </w:r>
     </w:p>
     <w:p>
       <w:pPr>
@@ -134,7 +132,10 @@
         </w:numPr>
       </w:pPr>
       <w:r>
-        <w:t>Simulation 2: Independence from animacy.</w:t>
+        <w:t>Simulation 1b: How prior experience with unconstrained action impacts processing</w:t>
+      </w:r>
+      <w:r>
+        <w:t>.</w:t>
       </w:r>
     </w:p>
     <w:p>
@@ -146,7 +147,7 @@
         </w:numPr>
       </w:pPr>
       <w:r>
-        <w:t>Simulation 3: Bidirectional inferences about actions, goals, and constraints.</w:t>
+        <w:t>Simulation 2: Independence from animacy.</w:t>
       </w:r>
     </w:p>
     <w:p>
@@ -158,7 +159,7 @@
         </w:numPr>
       </w:pPr>
       <w:r>
-        <w:t>Simulation 4: Graded representations of efficiency.</w:t>
+        <w:t>Simulation 3: Bidirectional inferences about actions, goals, and constraints.</w:t>
       </w:r>
     </w:p>
     <w:p>
@@ -170,6 +171,18 @@
         </w:numPr>
       </w:pPr>
       <w:r>
+        <w:t>Simulation 4: Graded representations of efficiency.</w:t>
+      </w:r>
+    </w:p>
+    <w:p>
+      <w:pPr>
+        <w:pStyle w:val="ListParagraph"/>
+        <w:numPr>
+          <w:ilvl w:val="0"/>
+          <w:numId w:val="1"/>
+        </w:numPr>
+      </w:pPr>
+      <w:r>
         <w:t>Simulation 5: Action efficiency understanding in pre-reaching infants.</w:t>
       </w:r>
     </w:p>
@@ -245,118 +258,17 @@
     </w:p>
     <w:p>
       <w:pPr>
-        <w:spacing w:after="160" w:line="480" w:lineRule="auto"/>
+        <w:spacing w:line="480" w:lineRule="auto"/>
         <w:ind w:firstLine="720"/>
-      </w:pPr>
-      <w:r>
-        <w:rPr>
-          <w:iCs/>
-        </w:rPr>
-        <w:t xml:space="preserve">The aim of this section is to demonstrate that ALIAS’s performance in the main manuscript was robust to different </w:t>
-      </w:r>
-      <w:r>
-        <w:rPr>
-          <w:iCs/>
-        </w:rPr>
-        <w:t xml:space="preserve">salience learning </w:t>
-      </w:r>
-      <w:proofErr w:type="gramStart"/>
-      <w:r>
-        <w:rPr>
-          <w:iCs/>
-        </w:rPr>
-        <w:t>rate</w:t>
-      </w:r>
-      <w:proofErr w:type="gramEnd"/>
-      <w:r>
-        <w:rPr>
-          <w:iCs/>
-        </w:rPr>
-        <w:t xml:space="preserve"> and weight decay parameter values and to different developmental learning rates. </w:t>
-      </w:r>
-      <w:r>
-        <w:rPr>
-          <w:iCs/>
-        </w:rPr>
-        <w:t xml:space="preserve">The alternative </w:t>
-      </w:r>
-      <w:r>
-        <w:rPr>
-          <w:iCs/>
-        </w:rPr>
-        <w:t xml:space="preserve">salience </w:t>
-      </w:r>
-      <w:r>
-        <w:rPr>
-          <w:iCs/>
-        </w:rPr>
-        <w:t xml:space="preserve">learning </w:t>
-      </w:r>
-      <w:r>
-        <w:rPr>
-          <w:iCs/>
-        </w:rPr>
-        <w:t>rates</w:t>
-      </w:r>
-      <w:r>
-        <w:rPr>
-          <w:iCs/>
-        </w:rPr>
-        <w:t xml:space="preserve"> were 0.0003875 and 0.0004; the weight decay values were 0.0975 and 0.09875.</w:t>
-      </w:r>
-      <w:r>
-        <w:rPr>
-          <w:iCs/>
-        </w:rPr>
-        <w:t xml:space="preserve"> </w:t>
-      </w:r>
-      <w:r>
-        <w:rPr>
-          <w:iCs/>
-        </w:rPr>
-        <w:t xml:space="preserve">These ranges were used across the five simulations. However, because </w:t>
-      </w:r>
-      <w:r>
-        <w:rPr>
-          <w:iCs/>
-        </w:rPr>
-        <w:t>the specific</w:t>
-      </w:r>
-      <w:r>
-        <w:rPr>
-          <w:iCs/>
-        </w:rPr>
-        <w:t xml:space="preserve"> developmental learning rate</w:t>
-      </w:r>
-      <w:r>
-        <w:rPr>
-          <w:iCs/>
-        </w:rPr>
-        <w:t xml:space="preserve"> </w:t>
-      </w:r>
-      <w:r>
-        <w:rPr>
-          <w:iCs/>
-        </w:rPr>
-        <w:t xml:space="preserve">value range depended on the simulation, those values are reported in the simulation itself. </w:t>
-      </w:r>
-      <w:r>
-        <w:rPr>
-          <w:iCs/>
-        </w:rPr>
-        <w:t xml:space="preserve">Note that </w:t>
-      </w:r>
-      <w:r>
-        <w:t>all results reported below held</w:t>
-      </w:r>
-      <w:r>
-        <w:t xml:space="preserve"> </w:t>
-      </w:r>
-      <w:r>
-        <w:t xml:space="preserve">across habituation lengths, developmental and salience learning rates, and salience weight decays. </w:t>
-      </w:r>
-      <w:r>
-        <w:t xml:space="preserve"> </w:t>
+        <w:rPr>
+          <w:iCs/>
+        </w:rPr>
+      </w:pPr>
+      <w:r>
+        <w:rPr>
+          <w:iCs/>
+        </w:rPr>
+        <w:t>The aim of this section is to demonstrate that ALIAS’s performance in the main manuscript was robust across different values of the salience learning rate, weight decay, and developmental learning rate. The alternative salience learning rates were 0.0003875 and 0.0004, and the alternative weight-decay values were 0.0975 and 0.09875. These values were used throughout the supplementary analyses. Because the range of developmental learning rates differed across simulations, the relevant values are reported separately in each simulation section. Note that all results reported below held across habituation lengths, developmental and salience learning rates, and salience weight-decay values.</w:t>
       </w:r>
     </w:p>
     <w:p>
@@ -392,6 +304,14 @@
           <w:iCs/>
         </w:rPr>
         <w:t>Simulation 1a: Selective longer looking to inefficient actions</w:t>
+      </w:r>
+      <w:r>
+        <w:rPr>
+          <w:b/>
+          <w:bCs/>
+          <w:iCs/>
+        </w:rPr>
+        <w:t>.</w:t>
       </w:r>
     </w:p>
     <w:p>
@@ -420,7 +340,7 @@
                     <pic:cNvPicPr/>
                   </pic:nvPicPr>
                   <pic:blipFill>
-                    <a:blip r:embed="rId6" cstate="print">
+                    <a:blip r:embed="rId8" cstate="print">
                       <a:extLst>
                         <a:ext uri="{28A0092B-C50C-407E-A947-70E740481C1C}">
                           <a14:useLocalDpi xmlns:a14="http://schemas.microsoft.com/office/drawing/2010/main" val="0"/>
@@ -572,7 +492,7 @@
           <w:sz w:val="24"/>
           <w:szCs w:val="24"/>
         </w:rPr>
-        <w:t xml:space="preserve">Mean network error produced to the Efficient and Inefficient test events in the Experimental and Control conditions </w:t>
+        <w:t>Mean network error produced to the Efficient and Inefficient test events in the Experimental and Control conditions as a function of habituation length, developmental</w:t>
       </w:r>
       <w:r>
         <w:rPr>
@@ -580,7 +500,7 @@
           <w:sz w:val="24"/>
           <w:szCs w:val="24"/>
         </w:rPr>
-        <w:t xml:space="preserve">as a function </w:t>
+        <w:t xml:space="preserve"> and salience</w:t>
       </w:r>
       <w:r>
         <w:rPr>
@@ -588,7 +508,7 @@
           <w:sz w:val="24"/>
           <w:szCs w:val="24"/>
         </w:rPr>
-        <w:t>of habituation length</w:t>
+        <w:t xml:space="preserve"> learning rate</w:t>
       </w:r>
       <w:r>
         <w:rPr>
@@ -596,7 +516,7 @@
           <w:sz w:val="24"/>
           <w:szCs w:val="24"/>
         </w:rPr>
-        <w:t>, developmental learning rate, salience learning rate, and salience weight decay</w:t>
+        <w:t>s</w:t>
       </w:r>
       <w:r>
         <w:rPr>
@@ -604,13 +524,24 @@
           <w:sz w:val="24"/>
           <w:szCs w:val="24"/>
         </w:rPr>
+        <w:t>, and salience weight deca</w:t>
+      </w:r>
+      <w:r>
+        <w:rPr>
+          <w:color w:val="000000"/>
+          <w:sz w:val="24"/>
+          <w:szCs w:val="24"/>
+        </w:rPr>
+        <w:t>y</w:t>
+      </w:r>
+      <w:r>
+        <w:rPr>
+          <w:color w:val="000000"/>
+          <w:sz w:val="24"/>
+          <w:szCs w:val="24"/>
+        </w:rPr>
         <w:t>.</w:t>
       </w:r>
-    </w:p>
-    <w:p>
-      <w:pPr>
-        <w:spacing w:line="480" w:lineRule="auto"/>
-      </w:pPr>
     </w:p>
     <w:p>
       <w:pPr>
@@ -624,147 +555,158 @@
         <w:t xml:space="preserve">The </w:t>
       </w:r>
       <w:r>
-        <w:t xml:space="preserve">range of developmental learning rates used here was </w:t>
-      </w:r>
-      <w:r>
-        <w:rPr>
-          <w:iCs/>
-        </w:rPr>
-        <w:t>0.0975 and 0.09875</w:t>
-      </w:r>
-      <w:r>
-        <w:rPr>
-          <w:iCs/>
+        <w:t>developmental learning rates were</w:t>
+      </w:r>
+      <w:r>
+        <w:t xml:space="preserve"> </w:t>
+      </w:r>
+      <w:r>
+        <w:rPr>
+          <w:iCs/>
+        </w:rPr>
+        <w:t>0.0975 and 0.09875.</w:t>
+      </w:r>
+      <w:r>
+        <w:rPr>
+          <w:iCs/>
+        </w:rPr>
+        <w:t xml:space="preserve"> </w:t>
+      </w:r>
+      <w:r>
+        <w:t>Figure S1</w:t>
+      </w:r>
+      <w:r>
+        <w:t xml:space="preserve"> reveals that</w:t>
+      </w:r>
+      <w:r>
+        <w:t xml:space="preserve"> </w:t>
+      </w:r>
+      <w:r>
+        <w:rPr>
+          <w:iCs/>
+        </w:rPr>
+        <w:t xml:space="preserve">networks in </w:t>
+      </w:r>
+      <w:proofErr w:type="gramStart"/>
+      <w:r>
+        <w:rPr>
+          <w:iCs/>
+        </w:rPr>
+        <w:t>the Experimental</w:t>
+      </w:r>
+      <w:proofErr w:type="gramEnd"/>
+      <w:r>
+        <w:rPr>
+          <w:iCs/>
+        </w:rPr>
+        <w:t xml:space="preserve"> condition produced more </w:t>
+      </w:r>
+      <w:proofErr w:type="gramStart"/>
+      <w:r>
+        <w:rPr>
+          <w:iCs/>
+        </w:rPr>
+        <w:t>error</w:t>
+      </w:r>
+      <w:proofErr w:type="gramEnd"/>
+      <w:r>
+        <w:rPr>
+          <w:iCs/>
+        </w:rPr>
+        <w:t xml:space="preserve"> to the Inefficient than to the Efficient test event</w:t>
+      </w:r>
+      <w:r>
+        <w:rPr>
+          <w:iCs/>
+        </w:rPr>
+        <w:t xml:space="preserve">; </w:t>
+      </w:r>
+      <w:r>
+        <w:rPr>
+          <w:iCs/>
+        </w:rPr>
+        <w:t xml:space="preserve">networks in </w:t>
+      </w:r>
+      <w:proofErr w:type="gramStart"/>
+      <w:r>
+        <w:rPr>
+          <w:iCs/>
+        </w:rPr>
+        <w:t>the Control</w:t>
+      </w:r>
+      <w:proofErr w:type="gramEnd"/>
+      <w:r>
+        <w:rPr>
+          <w:iCs/>
+        </w:rPr>
+        <w:t xml:space="preserve"> condition produced comparable </w:t>
+      </w:r>
+      <w:proofErr w:type="gramStart"/>
+      <w:r>
+        <w:rPr>
+          <w:iCs/>
+        </w:rPr>
+        <w:t>error</w:t>
+      </w:r>
+      <w:proofErr w:type="gramEnd"/>
+      <w:r>
+        <w:rPr>
+          <w:iCs/>
+        </w:rPr>
+        <w:t xml:space="preserve"> to both</w:t>
+      </w:r>
+      <w:r>
+        <w:rPr>
+          <w:iCs/>
+        </w:rPr>
+        <w:t xml:space="preserve"> </w:t>
+      </w:r>
+      <w:r>
+        <w:rPr>
+          <w:iCs/>
+        </w:rPr>
+        <w:t xml:space="preserve">events. </w:t>
+      </w:r>
+    </w:p>
+    <w:p>
+      <w:pPr>
+        <w:spacing w:line="480" w:lineRule="auto"/>
+        <w:jc w:val="center"/>
+        <w:rPr>
+          <w:b/>
+          <w:bCs/>
+          <w:iCs/>
+        </w:rPr>
+      </w:pPr>
+      <w:r>
+        <w:rPr>
+          <w:b/>
+          <w:bCs/>
+          <w:iCs/>
+        </w:rPr>
+        <w:t xml:space="preserve">II. Simulation 1b: </w:t>
+      </w:r>
+      <w:r>
+        <w:rPr>
+          <w:b/>
+          <w:bCs/>
+        </w:rPr>
+        <w:t>How prior experience with unconstrained action impacts processing</w:t>
+      </w:r>
+      <w:r>
+        <w:rPr>
+          <w:b/>
+          <w:bCs/>
         </w:rPr>
         <w:t>.</w:t>
-      </w:r>
-      <w:r>
-        <w:rPr>
-          <w:iCs/>
-        </w:rPr>
-        <w:t xml:space="preserve"> </w:t>
-      </w:r>
-      <w:r>
-        <w:t xml:space="preserve">Figure S1 shows </w:t>
-      </w:r>
-      <w:r>
-        <w:t xml:space="preserve">that </w:t>
-      </w:r>
-      <w:r>
-        <w:rPr>
-          <w:iCs/>
-        </w:rPr>
-        <w:t xml:space="preserve">networks in </w:t>
-      </w:r>
-      <w:proofErr w:type="gramStart"/>
-      <w:r>
-        <w:rPr>
-          <w:iCs/>
-        </w:rPr>
-        <w:t>the Experimental</w:t>
-      </w:r>
-      <w:proofErr w:type="gramEnd"/>
-      <w:r>
-        <w:rPr>
-          <w:iCs/>
-        </w:rPr>
-        <w:t xml:space="preserve"> condition produced more error to the Inefficient than to the Efficient test event</w:t>
-      </w:r>
-      <w:r>
-        <w:rPr>
-          <w:iCs/>
-        </w:rPr>
-        <w:t xml:space="preserve">. In contrast, networks in the Control condition produced comparable </w:t>
-      </w:r>
-      <w:proofErr w:type="gramStart"/>
-      <w:r>
-        <w:rPr>
-          <w:iCs/>
-        </w:rPr>
-        <w:t>error</w:t>
-      </w:r>
-      <w:proofErr w:type="gramEnd"/>
-      <w:r>
-        <w:rPr>
-          <w:iCs/>
-        </w:rPr>
-        <w:t xml:space="preserve"> to both test events. </w:t>
       </w:r>
     </w:p>
     <w:p>
       <w:pPr>
         <w:spacing w:after="160" w:line="480" w:lineRule="auto"/>
         <w:ind w:firstLine="720"/>
-        <w:rPr>
-          <w:iCs/>
-        </w:rPr>
-      </w:pPr>
-    </w:p>
-    <w:p>
-      <w:pPr>
-        <w:spacing w:line="480" w:lineRule="auto"/>
-        <w:jc w:val="center"/>
-        <w:rPr>
-          <w:b/>
-          <w:bCs/>
-          <w:iCs/>
-        </w:rPr>
-      </w:pPr>
-      <w:r>
-        <w:rPr>
-          <w:b/>
-          <w:bCs/>
-          <w:iCs/>
-        </w:rPr>
-        <w:t>I</w:t>
-      </w:r>
-      <w:r>
-        <w:rPr>
-          <w:b/>
-          <w:bCs/>
-          <w:iCs/>
-        </w:rPr>
-        <w:t>I</w:t>
-      </w:r>
-      <w:r>
-        <w:rPr>
-          <w:b/>
-          <w:bCs/>
-          <w:iCs/>
-        </w:rPr>
-        <w:t>. Simulation 1</w:t>
-      </w:r>
-      <w:r>
-        <w:rPr>
-          <w:b/>
-          <w:bCs/>
-          <w:iCs/>
-        </w:rPr>
-        <w:t>b</w:t>
-      </w:r>
-      <w:r>
-        <w:rPr>
-          <w:b/>
-          <w:bCs/>
-          <w:iCs/>
-        </w:rPr>
-        <w:t xml:space="preserve">: </w:t>
-      </w:r>
-      <w:r>
-        <w:rPr>
-          <w:b/>
-          <w:bCs/>
-        </w:rPr>
-        <w:t>How prior experience with unconstrained action impacts processing</w:t>
-      </w:r>
-    </w:p>
-    <w:p>
-      <w:pPr>
-        <w:spacing w:after="160" w:line="480" w:lineRule="auto"/>
-        <w:ind w:firstLine="720"/>
-      </w:pPr>
-      <w:r>
-        <w:lastRenderedPageBreak/>
+      </w:pPr>
+      <w:r>
         <w:t>The range of parameter values used in this simulation was identical to that in Simulation 1a.</w:t>
       </w:r>
       <w:r>
@@ -816,11 +758,12 @@
           <w:noProof/>
           <w14:ligatures w14:val="standardContextual"/>
         </w:rPr>
+        <w:lastRenderedPageBreak/>
         <w:drawing>
-          <wp:inline distT="0" distB="0" distL="0" distR="0" wp14:anchorId="4755F6A3" wp14:editId="23694A2B">
+          <wp:inline distT="0" distB="0" distL="0" distR="0" wp14:anchorId="2394BC27" wp14:editId="0A182FCD">
             <wp:extent cx="5943600" cy="5349240"/>
             <wp:effectExtent l="0" t="0" r="0" b="3810"/>
-            <wp:docPr id="2071920289" name="Picture 5"/>
+            <wp:docPr id="710121923" name="Picture 3"/>
             <wp:cNvGraphicFramePr>
               <a:graphicFrameLocks xmlns:a="http://schemas.openxmlformats.org/drawingml/2006/main" noChangeAspect="1"/>
             </wp:cNvGraphicFramePr>
@@ -828,11 +771,11 @@
               <a:graphicData uri="http://schemas.openxmlformats.org/drawingml/2006/picture">
                 <pic:pic xmlns:pic="http://schemas.openxmlformats.org/drawingml/2006/picture">
                   <pic:nvPicPr>
-                    <pic:cNvPr id="2071920289" name="Picture 2071920289"/>
+                    <pic:cNvPr id="710121923" name="Picture 710121923"/>
                     <pic:cNvPicPr/>
                   </pic:nvPicPr>
                   <pic:blipFill>
-                    <a:blip r:embed="rId7" cstate="print">
+                    <a:blip r:embed="rId9" cstate="print">
                       <a:extLst>
                         <a:ext uri="{28A0092B-C50C-407E-A947-70E740481C1C}">
                           <a14:useLocalDpi xmlns:a14="http://schemas.microsoft.com/office/drawing/2010/main" val="0"/>
@@ -988,6 +931,14 @@
           <w:sz w:val="24"/>
           <w:szCs w:val="24"/>
         </w:rPr>
+        <w:t xml:space="preserve"> the</w:t>
+      </w:r>
+      <w:r>
+        <w:rPr>
+          <w:color w:val="000000" w:themeColor="text1"/>
+          <w:sz w:val="24"/>
+          <w:szCs w:val="24"/>
+        </w:rPr>
         <w:t xml:space="preserve"> </w:t>
       </w:r>
       <w:r>
@@ -997,6 +948,22 @@
           <w:szCs w:val="24"/>
         </w:rPr>
         <w:t>pretraining ratio of constrained to unconstrained motion</w:t>
+      </w:r>
+      <w:r>
+        <w:rPr>
+          <w:color w:val="000000" w:themeColor="text1"/>
+          <w:sz w:val="24"/>
+          <w:szCs w:val="24"/>
+        </w:rPr>
+        <w:t xml:space="preserve"> event</w:t>
+      </w:r>
+      <w:r>
+        <w:rPr>
+          <w:color w:val="000000" w:themeColor="text1"/>
+          <w:sz w:val="24"/>
+          <w:szCs w:val="24"/>
+        </w:rPr>
+        <w:t>s</w:t>
       </w:r>
       <w:r>
         <w:rPr>
@@ -1013,23 +980,308 @@
         <w:ind w:firstLine="720"/>
       </w:pPr>
       <w:r>
+        <w:t xml:space="preserve">Figure S2 shows the results for the model that used a salience learning rate of </w:t>
+      </w:r>
+      <w:r>
+        <w:t>0.0003875</w:t>
+      </w:r>
+      <w:r>
+        <w:t xml:space="preserve"> and a salience weight decay of </w:t>
+      </w:r>
+      <w:r>
+        <w:t>0.0975</w:t>
+      </w:r>
+      <w:r>
+        <w:t>.</w:t>
+      </w:r>
+      <w:r>
+        <w:t xml:space="preserve"> This figure shows that, as above, networks in the Experimental condition produced more error to the Inefficient than to the Efficient test event, whereas networks in the Control condition produced comparable error to both test events. </w:t>
+      </w:r>
+    </w:p>
+    <w:p>
+      <w:pPr>
+        <w:spacing w:after="160" w:line="480" w:lineRule="auto"/>
+      </w:pPr>
+    </w:p>
+    <w:p>
+      <w:pPr>
+        <w:keepNext/>
+        <w:spacing w:after="160" w:line="480" w:lineRule="auto"/>
+      </w:pPr>
+      <w:r>
+        <w:rPr>
+          <w:noProof/>
+          <w14:ligatures w14:val="standardContextual"/>
+        </w:rPr>
+        <w:drawing>
+          <wp:inline distT="0" distB="0" distL="0" distR="0" wp14:anchorId="10309A48" wp14:editId="7E615BC5">
+            <wp:extent cx="5943600" cy="5349240"/>
+            <wp:effectExtent l="0" t="0" r="0" b="3810"/>
+            <wp:docPr id="2003744283" name="Picture 4"/>
+            <wp:cNvGraphicFramePr>
+              <a:graphicFrameLocks xmlns:a="http://schemas.openxmlformats.org/drawingml/2006/main" noChangeAspect="1"/>
+            </wp:cNvGraphicFramePr>
+            <a:graphic xmlns:a="http://schemas.openxmlformats.org/drawingml/2006/main">
+              <a:graphicData uri="http://schemas.openxmlformats.org/drawingml/2006/picture">
+                <pic:pic xmlns:pic="http://schemas.openxmlformats.org/drawingml/2006/picture">
+                  <pic:nvPicPr>
+                    <pic:cNvPr id="2003744283" name="Picture 2003744283"/>
+                    <pic:cNvPicPr/>
+                  </pic:nvPicPr>
+                  <pic:blipFill>
+                    <a:blip r:embed="rId10" cstate="print">
+                      <a:extLst>
+                        <a:ext uri="{28A0092B-C50C-407E-A947-70E740481C1C}">
+                          <a14:useLocalDpi xmlns:a14="http://schemas.microsoft.com/office/drawing/2010/main" val="0"/>
+                        </a:ext>
+                      </a:extLst>
+                    </a:blip>
+                    <a:stretch>
+                      <a:fillRect/>
+                    </a:stretch>
+                  </pic:blipFill>
+                  <pic:spPr>
+                    <a:xfrm>
+                      <a:off x="0" y="0"/>
+                      <a:ext cx="5943600" cy="5349240"/>
+                    </a:xfrm>
+                    <a:prstGeom prst="rect">
+                      <a:avLst/>
+                    </a:prstGeom>
+                  </pic:spPr>
+                </pic:pic>
+              </a:graphicData>
+            </a:graphic>
+          </wp:inline>
+        </w:drawing>
+      </w:r>
+    </w:p>
+    <w:p>
+      <w:pPr>
+        <w:pStyle w:val="Caption"/>
+        <w:spacing w:line="480" w:lineRule="auto"/>
+        <w:rPr>
+          <w:i w:val="0"/>
+          <w:iCs w:val="0"/>
+          <w:color w:val="000000" w:themeColor="text1"/>
+          <w:sz w:val="24"/>
+          <w:szCs w:val="24"/>
+        </w:rPr>
+      </w:pPr>
+      <w:r>
+        <w:rPr>
+          <w:b/>
+          <w:bCs/>
+          <w:i w:val="0"/>
+          <w:iCs w:val="0"/>
+          <w:color w:val="000000" w:themeColor="text1"/>
+          <w:sz w:val="24"/>
+          <w:szCs w:val="24"/>
+        </w:rPr>
+        <w:t xml:space="preserve">Figure </w:t>
+      </w:r>
+      <w:r>
+        <w:rPr>
+          <w:b/>
+          <w:bCs/>
+          <w:i w:val="0"/>
+          <w:iCs w:val="0"/>
+          <w:color w:val="000000" w:themeColor="text1"/>
+          <w:sz w:val="24"/>
+          <w:szCs w:val="24"/>
+        </w:rPr>
+        <w:t>S</w:t>
+      </w:r>
+      <w:r>
+        <w:rPr>
+          <w:b/>
+          <w:bCs/>
+          <w:i w:val="0"/>
+          <w:iCs w:val="0"/>
+          <w:color w:val="000000" w:themeColor="text1"/>
+          <w:sz w:val="24"/>
+          <w:szCs w:val="24"/>
+        </w:rPr>
+        <w:fldChar w:fldCharType="begin"/>
+      </w:r>
+      <w:r>
+        <w:rPr>
+          <w:b/>
+          <w:bCs/>
+          <w:i w:val="0"/>
+          <w:iCs w:val="0"/>
+          <w:color w:val="000000" w:themeColor="text1"/>
+          <w:sz w:val="24"/>
+          <w:szCs w:val="24"/>
+        </w:rPr>
+        <w:instrText xml:space="preserve"> SEQ Figure \* ARABIC </w:instrText>
+      </w:r>
+      <w:r>
+        <w:rPr>
+          <w:b/>
+          <w:bCs/>
+          <w:i w:val="0"/>
+          <w:iCs w:val="0"/>
+          <w:color w:val="000000" w:themeColor="text1"/>
+          <w:sz w:val="24"/>
+          <w:szCs w:val="24"/>
+        </w:rPr>
+        <w:fldChar w:fldCharType="separate"/>
+      </w:r>
+      <w:r>
+        <w:rPr>
+          <w:b/>
+          <w:bCs/>
+          <w:i w:val="0"/>
+          <w:iCs w:val="0"/>
+          <w:noProof/>
+          <w:color w:val="000000" w:themeColor="text1"/>
+          <w:sz w:val="24"/>
+          <w:szCs w:val="24"/>
+        </w:rPr>
+        <w:t>3</w:t>
+      </w:r>
+      <w:r>
+        <w:rPr>
+          <w:b/>
+          <w:bCs/>
+          <w:i w:val="0"/>
+          <w:iCs w:val="0"/>
+          <w:color w:val="000000" w:themeColor="text1"/>
+          <w:sz w:val="24"/>
+          <w:szCs w:val="24"/>
+        </w:rPr>
+        <w:fldChar w:fldCharType="end"/>
+      </w:r>
+      <w:r>
+        <w:rPr>
+          <w:b/>
+          <w:bCs/>
+          <w:i w:val="0"/>
+          <w:iCs w:val="0"/>
+          <w:color w:val="000000" w:themeColor="text1"/>
+          <w:sz w:val="24"/>
+          <w:szCs w:val="24"/>
+        </w:rPr>
+        <w:t>.</w:t>
+      </w:r>
+      <w:r>
+        <w:rPr>
+          <w:i w:val="0"/>
+          <w:iCs w:val="0"/>
+          <w:color w:val="000000" w:themeColor="text1"/>
+          <w:sz w:val="24"/>
+          <w:szCs w:val="24"/>
+        </w:rPr>
+        <w:t xml:space="preserve"> </w:t>
+      </w:r>
+      <w:r>
+        <w:rPr>
+          <w:color w:val="000000" w:themeColor="text1"/>
+          <w:sz w:val="24"/>
+          <w:szCs w:val="24"/>
+        </w:rPr>
+        <w:t xml:space="preserve">Mean network error produced to the Efficient and Inefficient test events in the Experimental and Control conditions as a function of habituation length and </w:t>
+      </w:r>
+      <w:r>
+        <w:rPr>
+          <w:color w:val="000000" w:themeColor="text1"/>
+          <w:sz w:val="24"/>
+          <w:szCs w:val="24"/>
+        </w:rPr>
+        <w:t xml:space="preserve">the </w:t>
+      </w:r>
+      <w:r>
+        <w:rPr>
+          <w:color w:val="000000" w:themeColor="text1"/>
+          <w:sz w:val="24"/>
+          <w:szCs w:val="24"/>
+        </w:rPr>
+        <w:t>pretraining ratio of constrained to unconstrained motion</w:t>
+      </w:r>
+      <w:r>
+        <w:rPr>
+          <w:color w:val="000000" w:themeColor="text1"/>
+          <w:sz w:val="24"/>
+          <w:szCs w:val="24"/>
+        </w:rPr>
+        <w:t xml:space="preserve"> event</w:t>
+      </w:r>
+      <w:r>
+        <w:rPr>
+          <w:color w:val="000000" w:themeColor="text1"/>
+          <w:sz w:val="24"/>
+          <w:szCs w:val="24"/>
+        </w:rPr>
+        <w:t>s</w:t>
+      </w:r>
+      <w:r>
+        <w:rPr>
+          <w:color w:val="000000" w:themeColor="text1"/>
+          <w:sz w:val="24"/>
+          <w:szCs w:val="24"/>
+        </w:rPr>
+        <w:t>.</w:t>
+      </w:r>
+    </w:p>
+    <w:p>
+      <w:pPr>
+        <w:spacing w:after="160" w:line="480" w:lineRule="auto"/>
+        <w:ind w:firstLine="720"/>
+      </w:pPr>
+      <w:r>
+        <w:t xml:space="preserve">Figure S3 </w:t>
+      </w:r>
+      <w:r>
+        <w:t>depicts the</w:t>
+      </w:r>
+      <w:r>
+        <w:t xml:space="preserve"> results for the model that used a salience learning rate of 0.0004 and a salience weight decay of 0.09875. </w:t>
+      </w:r>
+      <w:r>
+        <w:t>N</w:t>
+      </w:r>
+      <w:r>
+        <w:t xml:space="preserve">etworks in </w:t>
+      </w:r>
+      <w:proofErr w:type="gramStart"/>
+      <w:r>
+        <w:t>the Experimental</w:t>
+      </w:r>
+      <w:proofErr w:type="gramEnd"/>
+      <w:r>
+        <w:t xml:space="preserve"> condition produced more </w:t>
+      </w:r>
+      <w:proofErr w:type="gramStart"/>
+      <w:r>
         <w:lastRenderedPageBreak/>
-        <w:t xml:space="preserve">Figure S2 shows the results for the model that used a salience learning rate of </w:t>
-      </w:r>
-      <w:r>
-        <w:t>0.0003875</w:t>
-      </w:r>
-      <w:r>
-        <w:t xml:space="preserve"> and a salience weight decay of </w:t>
-      </w:r>
-      <w:r>
-        <w:t>0.0975</w:t>
-      </w:r>
-      <w:r>
-        <w:t>.</w:t>
-      </w:r>
-      <w:r>
-        <w:t xml:space="preserve"> This figure shows that, as above, networks in the Experimental condition produced more error to the Inefficient than to the Efficient test event, whereas networks in the Control condition produced comparable error to both test events. </w:t>
+        <w:t>error</w:t>
+      </w:r>
+      <w:proofErr w:type="gramEnd"/>
+      <w:r>
+        <w:t xml:space="preserve"> to the Inefficient than to the Efficient test event</w:t>
+      </w:r>
+      <w:r>
+        <w:t>;</w:t>
+      </w:r>
+      <w:r>
+        <w:t xml:space="preserve"> networks in </w:t>
+      </w:r>
+      <w:proofErr w:type="gramStart"/>
+      <w:r>
+        <w:t>the Control</w:t>
+      </w:r>
+      <w:proofErr w:type="gramEnd"/>
+      <w:r>
+        <w:t xml:space="preserve"> condition produced comparable </w:t>
+      </w:r>
+      <w:proofErr w:type="gramStart"/>
+      <w:r>
+        <w:t>error</w:t>
+      </w:r>
+      <w:proofErr w:type="gramEnd"/>
+      <w:r>
+        <w:t xml:space="preserve"> to both test events. </w:t>
       </w:r>
     </w:p>
     <w:p>
@@ -1053,39 +1305,7 @@
           <w:bCs/>
           <w:iCs/>
         </w:rPr>
-        <w:t>II</w:t>
-      </w:r>
-      <w:r>
-        <w:rPr>
-          <w:b/>
-          <w:bCs/>
-          <w:iCs/>
-        </w:rPr>
-        <w:t>I</w:t>
-      </w:r>
-      <w:r>
-        <w:rPr>
-          <w:b/>
-          <w:bCs/>
-          <w:iCs/>
-        </w:rPr>
-        <w:t xml:space="preserve">. Simulation </w:t>
-      </w:r>
-      <w:r>
-        <w:rPr>
-          <w:b/>
-          <w:bCs/>
-          <w:iCs/>
-        </w:rPr>
-        <w:t>2</w:t>
-      </w:r>
-      <w:r>
-        <w:rPr>
-          <w:b/>
-          <w:bCs/>
-          <w:iCs/>
-        </w:rPr>
-        <w:t xml:space="preserve">: </w:t>
+        <w:t xml:space="preserve">III. Simulation 2: </w:t>
       </w:r>
       <w:r>
         <w:rPr>
@@ -1121,7 +1341,7 @@
                     <pic:cNvPicPr/>
                   </pic:nvPicPr>
                   <pic:blipFill>
-                    <a:blip r:embed="rId8" cstate="print">
+                    <a:blip r:embed="rId11" cstate="print">
                       <a:extLst>
                         <a:ext uri="{28A0092B-C50C-407E-A947-70E740481C1C}">
                           <a14:useLocalDpi xmlns:a14="http://schemas.microsoft.com/office/drawing/2010/main" val="0"/>
@@ -1217,7 +1437,7 @@
           <w:sz w:val="24"/>
           <w:szCs w:val="24"/>
         </w:rPr>
-        <w:t>3</w:t>
+        <w:t>4</w:t>
       </w:r>
       <w:r>
         <w:rPr>
@@ -1249,15 +1469,7 @@
           <w:sz w:val="24"/>
           <w:szCs w:val="24"/>
         </w:rPr>
-        <w:t xml:space="preserve"> </w:t>
-      </w:r>
-      <w:r>
-        <w:rPr>
-          <w:color w:val="000000" w:themeColor="text1"/>
-          <w:sz w:val="24"/>
-          <w:szCs w:val="24"/>
-        </w:rPr>
-        <w:t xml:space="preserve">Mean network error produced to the Efficient and Inefficient test events in the Experimental and Control conditions as a function of habituation length, developmental </w:t>
+        <w:t xml:space="preserve"> Mean network error produced to the Efficient and Inefficient test events in the Experimental and Control conditions as a function of habituation length, developmental </w:t>
       </w:r>
       <w:r>
         <w:rPr>
@@ -1301,65 +1513,62 @@
         </w:rPr>
       </w:pPr>
       <w:r>
+        <w:t xml:space="preserve">The </w:t>
+      </w:r>
+      <w:r>
+        <w:t xml:space="preserve">developmental learning rates </w:t>
+      </w:r>
+      <w:r>
+        <w:t>were</w:t>
+      </w:r>
+      <w:r>
+        <w:rPr>
+          <w:iCs/>
+        </w:rPr>
+        <w:t xml:space="preserve"> 0.08625</w:t>
+      </w:r>
+      <w:r>
+        <w:rPr>
+          <w:iCs/>
+        </w:rPr>
+        <w:t xml:space="preserve"> and 0.0875</w:t>
+      </w:r>
+      <w:r>
+        <w:rPr>
+          <w:iCs/>
+        </w:rPr>
+        <w:t xml:space="preserve">. </w:t>
+      </w:r>
+      <w:r>
+        <w:t>The results depicted in Figure S4 indicate that</w:t>
+      </w:r>
+      <w:r>
+        <w:t xml:space="preserve"> </w:t>
+      </w:r>
+      <w:r>
+        <w:rPr>
+          <w:iCs/>
+        </w:rPr>
+        <w:t xml:space="preserve">networks in the Experimental condition produced </w:t>
+      </w:r>
+      <w:r>
+        <w:rPr>
+          <w:iCs/>
+        </w:rPr>
+        <w:t>greater</w:t>
+      </w:r>
+      <w:r>
+        <w:rPr>
+          <w:iCs/>
+        </w:rPr>
+        <w:t xml:space="preserve"> error to the </w:t>
+      </w:r>
+      <w:r>
+        <w:rPr>
+          <w:iCs/>
+        </w:rPr>
         <w:lastRenderedPageBreak/>
-        <w:t xml:space="preserve">The range of developmental learning rates used here was </w:t>
-      </w:r>
-      <w:r>
-        <w:rPr>
-          <w:iCs/>
-        </w:rPr>
-        <w:t>0.0</w:t>
-      </w:r>
-      <w:r>
-        <w:rPr>
-          <w:iCs/>
-        </w:rPr>
-        <w:t>8</w:t>
-      </w:r>
-      <w:r>
-        <w:rPr>
-          <w:iCs/>
-        </w:rPr>
-        <w:t>75 and 0.</w:t>
-      </w:r>
-      <w:r>
-        <w:rPr>
-          <w:iCs/>
-        </w:rPr>
-        <w:t>08625</w:t>
-      </w:r>
-      <w:r>
-        <w:rPr>
-          <w:iCs/>
-        </w:rPr>
-        <w:t xml:space="preserve">. </w:t>
-      </w:r>
-      <w:r>
-        <w:t>Figure S</w:t>
-      </w:r>
-      <w:r>
-        <w:t>3</w:t>
-      </w:r>
-      <w:r>
-        <w:t xml:space="preserve"> shows that </w:t>
-      </w:r>
-      <w:r>
-        <w:rPr>
-          <w:iCs/>
-        </w:rPr>
-        <w:t xml:space="preserve">networks in the Experimental condition produced </w:t>
-      </w:r>
-      <w:r>
-        <w:rPr>
-          <w:iCs/>
-        </w:rPr>
-        <w:t>greater</w:t>
-      </w:r>
-      <w:r>
-        <w:rPr>
-          <w:iCs/>
-        </w:rPr>
-        <w:t xml:space="preserve"> error to the Inefficient than to the Efficient test event</w:t>
+        <w:t>Inefficient than to the Efficient test event</w:t>
       </w:r>
       <w:r>
         <w:rPr>
@@ -1371,7 +1580,21 @@
         <w:rPr>
           <w:iCs/>
         </w:rPr>
-        <w:t xml:space="preserve"> networks in the Control condition produced comparable error to both test events</w:t>
+        <w:t xml:space="preserve"> networks in the Control condition produced comparable </w:t>
+      </w:r>
+      <w:proofErr w:type="gramStart"/>
+      <w:r>
+        <w:rPr>
+          <w:iCs/>
+        </w:rPr>
+        <w:t>error</w:t>
+      </w:r>
+      <w:proofErr w:type="gramEnd"/>
+      <w:r>
+        <w:rPr>
+          <w:iCs/>
+        </w:rPr>
+        <w:t xml:space="preserve"> to both events</w:t>
       </w:r>
       <w:r>
         <w:rPr>
@@ -1464,7 +1687,7 @@
                     <pic:cNvPicPr/>
                   </pic:nvPicPr>
                   <pic:blipFill>
-                    <a:blip r:embed="rId9" cstate="print">
+                    <a:blip r:embed="rId12" cstate="print">
                       <a:extLst>
                         <a:ext uri="{28A0092B-C50C-407E-A947-70E740481C1C}">
                           <a14:useLocalDpi xmlns:a14="http://schemas.microsoft.com/office/drawing/2010/main" val="0"/>
@@ -1495,6 +1718,10 @@
       <w:pPr>
         <w:pStyle w:val="Caption"/>
         <w:spacing w:line="480" w:lineRule="auto"/>
+        <w:rPr>
+          <w:i w:val="0"/>
+          <w:iCs w:val="0"/>
+        </w:rPr>
       </w:pPr>
       <w:r>
         <w:rPr>
@@ -1555,7 +1782,7 @@
           <w:sz w:val="24"/>
           <w:szCs w:val="24"/>
         </w:rPr>
-        <w:t>4</w:t>
+        <w:t>5</w:t>
       </w:r>
       <w:r>
         <w:rPr>
@@ -1593,10 +1820,48 @@
           <w:sz w:val="24"/>
           <w:szCs w:val="24"/>
         </w:rPr>
-        <w:t xml:space="preserve">Mean network error produced to the </w:t>
-      </w:r>
-      <w:r>
-        <w:rPr>
+        <w:t xml:space="preserve">Performance of ALIAS in the Inferring </w:t>
+      </w:r>
+      <w:r>
+        <w:rPr>
+          <w:color w:val="000000" w:themeColor="text1"/>
+          <w:sz w:val="24"/>
+          <w:szCs w:val="24"/>
+        </w:rPr>
+        <w:t xml:space="preserve">Constraints </w:t>
+      </w:r>
+      <w:r>
+        <w:rPr>
+          <w:color w:val="000000" w:themeColor="text1"/>
+          <w:sz w:val="24"/>
+          <w:szCs w:val="24"/>
+        </w:rPr>
+        <w:t xml:space="preserve">condition. </w:t>
+      </w:r>
+      <w:r>
+        <w:rPr>
+          <w:i w:val="0"/>
+          <w:iCs w:val="0"/>
+          <w:color w:val="000000" w:themeColor="text1"/>
+          <w:sz w:val="24"/>
+          <w:szCs w:val="24"/>
+        </w:rPr>
+        <w:t>Mean</w:t>
+      </w:r>
+      <w:r>
+        <w:rPr>
+          <w:i w:val="0"/>
+          <w:iCs w:val="0"/>
+          <w:color w:val="000000" w:themeColor="text1"/>
+          <w:sz w:val="24"/>
+          <w:szCs w:val="24"/>
+        </w:rPr>
+        <w:t xml:space="preserve"> network error produced to the </w:t>
+      </w:r>
+      <w:r>
+        <w:rPr>
+          <w:i w:val="0"/>
+          <w:iCs w:val="0"/>
           <w:color w:val="000000" w:themeColor="text1"/>
           <w:sz w:val="24"/>
           <w:szCs w:val="24"/>
@@ -1605,6 +1870,8 @@
       </w:r>
       <w:r>
         <w:rPr>
+          <w:i w:val="0"/>
+          <w:iCs w:val="0"/>
           <w:color w:val="000000" w:themeColor="text1"/>
           <w:sz w:val="24"/>
           <w:szCs w:val="24"/>
@@ -1613,6 +1880,8 @@
       </w:r>
       <w:r>
         <w:rPr>
+          <w:i w:val="0"/>
+          <w:iCs w:val="0"/>
           <w:color w:val="000000" w:themeColor="text1"/>
           <w:sz w:val="24"/>
           <w:szCs w:val="24"/>
@@ -1621,6 +1890,8 @@
       </w:r>
       <w:r>
         <w:rPr>
+          <w:i w:val="0"/>
+          <w:iCs w:val="0"/>
           <w:color w:val="000000" w:themeColor="text1"/>
           <w:sz w:val="24"/>
           <w:szCs w:val="24"/>
@@ -1629,6 +1900,8 @@
       </w:r>
       <w:r>
         <w:rPr>
+          <w:i w:val="0"/>
+          <w:iCs w:val="0"/>
           <w:color w:val="000000" w:themeColor="text1"/>
           <w:sz w:val="24"/>
           <w:szCs w:val="24"/>
@@ -1637,17 +1910,14 @@
       </w:r>
       <w:r>
         <w:rPr>
+          <w:i w:val="0"/>
+          <w:iCs w:val="0"/>
           <w:color w:val="000000" w:themeColor="text1"/>
           <w:sz w:val="24"/>
           <w:szCs w:val="24"/>
         </w:rPr>
         <w:t>, and salience weight decay.</w:t>
       </w:r>
-    </w:p>
-    <w:p>
-      <w:pPr>
-        <w:spacing w:after="160" w:line="480" w:lineRule="auto"/>
-      </w:pPr>
     </w:p>
     <w:p>
       <w:pPr>
@@ -1655,31 +1925,31 @@
         <w:ind w:firstLine="720"/>
       </w:pPr>
       <w:r>
-        <w:lastRenderedPageBreak/>
-        <w:t xml:space="preserve">The range of developmental learning rates </w:t>
-      </w:r>
-      <w:r>
-        <w:t xml:space="preserve">was identical to Simulation 1. </w:t>
-      </w:r>
-      <w:r>
-        <w:t>Figure S</w:t>
-      </w:r>
-      <w:r>
-        <w:t>4</w:t>
-      </w:r>
-      <w:r>
-        <w:t xml:space="preserve"> shows </w:t>
-      </w:r>
-      <w:r>
-        <w:t xml:space="preserve">the results for networks in the Inferring Goals condition. Networks produced more </w:t>
-      </w:r>
-      <w:proofErr w:type="gramStart"/>
-      <w:r>
-        <w:t>error</w:t>
-      </w:r>
-      <w:proofErr w:type="gramEnd"/>
-      <w:r>
-        <w:t xml:space="preserve"> to the No-Obstacle than to the Obstacle test event</w:t>
+        <w:t xml:space="preserve">The developmental learning rates </w:t>
+      </w:r>
+      <w:r>
+        <w:t xml:space="preserve">were </w:t>
+      </w:r>
+      <w:r>
+        <w:t xml:space="preserve">identical to </w:t>
+      </w:r>
+      <w:r>
+        <w:t xml:space="preserve">those in </w:t>
+      </w:r>
+      <w:r>
+        <w:t xml:space="preserve">Simulation 1. </w:t>
+      </w:r>
+      <w:r>
+        <w:t>As depicted in Figure S5,</w:t>
+      </w:r>
+      <w:r>
+        <w:t xml:space="preserve"> networks in the Inferring </w:t>
+      </w:r>
+      <w:r>
+        <w:t xml:space="preserve">Constraints condition </w:t>
+      </w:r>
+      <w:r>
+        <w:t>produced more error to the No-Obstacle than to the Obstacle test event</w:t>
       </w:r>
       <w:r>
         <w:t>.</w:t>
@@ -1695,6 +1965,7 @@
           <w:noProof/>
           <w14:ligatures w14:val="standardContextual"/>
         </w:rPr>
+        <w:lastRenderedPageBreak/>
         <w:drawing>
           <wp:inline distT="0" distB="0" distL="0" distR="0" wp14:anchorId="5D7A520D" wp14:editId="400AEFA4">
             <wp:extent cx="5943600" cy="3820795"/>
@@ -1711,7 +1982,7 @@
                     <pic:cNvPicPr/>
                   </pic:nvPicPr>
                   <pic:blipFill>
-                    <a:blip r:embed="rId10" cstate="print">
+                    <a:blip r:embed="rId13" cstate="print">
                       <a:extLst>
                         <a:ext uri="{28A0092B-C50C-407E-A947-70E740481C1C}">
                           <a14:useLocalDpi xmlns:a14="http://schemas.microsoft.com/office/drawing/2010/main" val="0"/>
@@ -1806,7 +2077,7 @@
           <w:sz w:val="24"/>
           <w:szCs w:val="24"/>
         </w:rPr>
-        <w:t>5</w:t>
+        <w:t>6</w:t>
       </w:r>
       <w:r>
         <w:rPr>
@@ -1844,10 +2115,48 @@
           <w:sz w:val="24"/>
           <w:szCs w:val="24"/>
         </w:rPr>
-        <w:t xml:space="preserve">Mean network error produced to the </w:t>
-      </w:r>
-      <w:r>
-        <w:rPr>
+        <w:t xml:space="preserve">Performance of ALIAS in the Inferring </w:t>
+      </w:r>
+      <w:r>
+        <w:rPr>
+          <w:color w:val="000000" w:themeColor="text1"/>
+          <w:sz w:val="24"/>
+          <w:szCs w:val="24"/>
+        </w:rPr>
+        <w:t>Goals</w:t>
+      </w:r>
+      <w:r>
+        <w:rPr>
+          <w:color w:val="000000" w:themeColor="text1"/>
+          <w:sz w:val="24"/>
+          <w:szCs w:val="24"/>
+        </w:rPr>
+        <w:t xml:space="preserve"> condition. </w:t>
+      </w:r>
+      <w:r>
+        <w:rPr>
+          <w:i w:val="0"/>
+          <w:iCs w:val="0"/>
+          <w:color w:val="000000" w:themeColor="text1"/>
+          <w:sz w:val="24"/>
+          <w:szCs w:val="24"/>
+        </w:rPr>
+        <w:t>Mean</w:t>
+      </w:r>
+      <w:r>
+        <w:rPr>
+          <w:i w:val="0"/>
+          <w:iCs w:val="0"/>
+          <w:color w:val="000000" w:themeColor="text1"/>
+          <w:sz w:val="24"/>
+          <w:szCs w:val="24"/>
+        </w:rPr>
+        <w:t xml:space="preserve"> network error produced to the </w:t>
+      </w:r>
+      <w:r>
+        <w:rPr>
+          <w:i w:val="0"/>
+          <w:iCs w:val="0"/>
           <w:color w:val="000000" w:themeColor="text1"/>
           <w:sz w:val="24"/>
           <w:szCs w:val="24"/>
@@ -1856,6 +2165,8 @@
       </w:r>
       <w:r>
         <w:rPr>
+          <w:i w:val="0"/>
+          <w:iCs w:val="0"/>
           <w:color w:val="000000" w:themeColor="text1"/>
           <w:sz w:val="24"/>
           <w:szCs w:val="24"/>
@@ -1864,6 +2175,8 @@
       </w:r>
       <w:r>
         <w:rPr>
+          <w:i w:val="0"/>
+          <w:iCs w:val="0"/>
           <w:color w:val="000000" w:themeColor="text1"/>
           <w:sz w:val="24"/>
           <w:szCs w:val="24"/>
@@ -1872,6 +2185,8 @@
       </w:r>
       <w:r>
         <w:rPr>
+          <w:i w:val="0"/>
+          <w:iCs w:val="0"/>
           <w:color w:val="000000" w:themeColor="text1"/>
           <w:sz w:val="24"/>
           <w:szCs w:val="24"/>
@@ -1880,6 +2195,8 @@
       </w:r>
       <w:r>
         <w:rPr>
+          <w:i w:val="0"/>
+          <w:iCs w:val="0"/>
           <w:color w:val="000000" w:themeColor="text1"/>
           <w:sz w:val="24"/>
           <w:szCs w:val="24"/>
@@ -1888,6 +2205,8 @@
       </w:r>
       <w:r>
         <w:rPr>
+          <w:i w:val="0"/>
+          <w:iCs w:val="0"/>
           <w:color w:val="000000" w:themeColor="text1"/>
           <w:sz w:val="24"/>
           <w:szCs w:val="24"/>
@@ -1895,7 +2214,6 @@
         <w:t>, and salience weight decay.</w:t>
       </w:r>
     </w:p>
-    <w:p/>
     <w:p>
       <w:pPr>
         <w:spacing w:after="160" w:line="480" w:lineRule="auto"/>
@@ -1905,27 +2223,34 @@
         <w:t>Figure S</w:t>
       </w:r>
       <w:r>
-        <w:t>5</w:t>
-      </w:r>
-      <w:r>
-        <w:t xml:space="preserve"> shows the results for networks in the Inferring </w:t>
-      </w:r>
-      <w:r>
-        <w:t>Constraints</w:t>
-      </w:r>
-      <w:r>
-        <w:t xml:space="preserve"> condition. Networks produced more </w:t>
-      </w:r>
-      <w:proofErr w:type="gramStart"/>
-      <w:r>
-        <w:t>error</w:t>
-      </w:r>
-      <w:proofErr w:type="gramEnd"/>
-      <w:r>
-        <w:t xml:space="preserve"> to the </w:t>
-      </w:r>
-      <w:r>
-        <w:t xml:space="preserve">Congruent than to the Incongruent test event. </w:t>
+        <w:t>6</w:t>
+      </w:r>
+      <w:r>
+        <w:t xml:space="preserve"> </w:t>
+      </w:r>
+      <w:r>
+        <w:t>demonstrates</w:t>
+      </w:r>
+      <w:r>
+        <w:t xml:space="preserve"> </w:t>
+      </w:r>
+      <w:r>
+        <w:t>that networks in the Inferring Goals condition</w:t>
+      </w:r>
+      <w:r>
+        <w:t xml:space="preserve"> produced more error to the </w:t>
+      </w:r>
+      <w:r>
+        <w:t>Inc</w:t>
+      </w:r>
+      <w:r>
+        <w:t xml:space="preserve">ongruent than to the </w:t>
+      </w:r>
+      <w:r>
+        <w:t>C</w:t>
+      </w:r>
+      <w:r>
+        <w:t xml:space="preserve">ongruent test event. </w:t>
       </w:r>
     </w:p>
     <w:p>
@@ -1950,23 +2275,7 @@
           <w:bCs/>
           <w:iCs/>
         </w:rPr>
-        <w:t xml:space="preserve">V. Simulation </w:t>
-      </w:r>
-      <w:r>
-        <w:rPr>
-          <w:b/>
-          <w:bCs/>
-          <w:iCs/>
-        </w:rPr>
-        <w:t>4</w:t>
-      </w:r>
-      <w:r>
-        <w:rPr>
-          <w:b/>
-          <w:bCs/>
-          <w:iCs/>
-        </w:rPr>
-        <w:t xml:space="preserve">: </w:t>
+        <w:t xml:space="preserve">V. Simulation 4: </w:t>
       </w:r>
       <w:r>
         <w:rPr>
@@ -2003,7 +2312,7 @@
                     <pic:cNvPicPr/>
                   </pic:nvPicPr>
                   <pic:blipFill>
-                    <a:blip r:embed="rId11" cstate="print">
+                    <a:blip r:embed="rId14" cstate="print">
                       <a:extLst>
                         <a:ext uri="{28A0092B-C50C-407E-A947-70E740481C1C}">
                           <a14:useLocalDpi xmlns:a14="http://schemas.microsoft.com/office/drawing/2010/main" val="0"/>
@@ -2098,7 +2407,7 @@
           <w:sz w:val="24"/>
           <w:szCs w:val="24"/>
         </w:rPr>
-        <w:t>6</w:t>
+        <w:t>7</w:t>
       </w:r>
       <w:r>
         <w:rPr>
@@ -2238,10 +2547,7 @@
         </w:rPr>
       </w:pPr>
       <w:r>
-        <w:t xml:space="preserve">The range of developmental learning rates </w:t>
-      </w:r>
-      <w:r>
-        <w:t>were identical to those in Simulation</w:t>
+        <w:t>The developmental learning rates were identical to those in Simulation</w:t>
       </w:r>
       <w:r>
         <w:t xml:space="preserve"> 2</w:t>
@@ -2256,10 +2562,16 @@
         <w:t>Figure S</w:t>
       </w:r>
       <w:r>
-        <w:t>6</w:t>
-      </w:r>
-      <w:r>
-        <w:t xml:space="preserve"> shows that </w:t>
+        <w:t>7</w:t>
+      </w:r>
+      <w:r>
+        <w:t xml:space="preserve"> </w:t>
+      </w:r>
+      <w:r>
+        <w:t>indicates that</w:t>
+      </w:r>
+      <w:r>
+        <w:t xml:space="preserve"> </w:t>
       </w:r>
       <w:r>
         <w:rPr>
@@ -2271,7 +2583,27 @@
         <w:rPr>
           <w:iCs/>
         </w:rPr>
-        <w:t xml:space="preserve">Experiments 1 and 3 produced more error to the High, inefficient than to the Low, efficient test event. Networks in Experiment 2 produced more </w:t>
+        <w:t xml:space="preserve">Experiments 1 and 3 produced more </w:t>
+      </w:r>
+      <w:proofErr w:type="gramStart"/>
+      <w:r>
+        <w:rPr>
+          <w:iCs/>
+        </w:rPr>
+        <w:t>error</w:t>
+      </w:r>
+      <w:proofErr w:type="gramEnd"/>
+      <w:r>
+        <w:rPr>
+          <w:iCs/>
+        </w:rPr>
+        <w:t xml:space="preserve"> to the High, inefficient than to the Low, efficient test event. Networks in Experiment 2 produced </w:t>
+      </w:r>
+      <w:r>
+        <w:rPr>
+          <w:iCs/>
+        </w:rPr>
+        <w:t xml:space="preserve">numerically more </w:t>
       </w:r>
       <w:proofErr w:type="gramStart"/>
       <w:r>
@@ -2310,39 +2642,7 @@
           <w:bCs/>
           <w:iCs/>
         </w:rPr>
-        <w:t>V</w:t>
-      </w:r>
-      <w:r>
-        <w:rPr>
-          <w:b/>
-          <w:bCs/>
-          <w:iCs/>
-        </w:rPr>
-        <w:t>I</w:t>
-      </w:r>
-      <w:r>
-        <w:rPr>
-          <w:b/>
-          <w:bCs/>
-          <w:iCs/>
-        </w:rPr>
-        <w:t xml:space="preserve">. Simulation </w:t>
-      </w:r>
-      <w:r>
-        <w:rPr>
-          <w:b/>
-          <w:bCs/>
-          <w:iCs/>
-        </w:rPr>
-        <w:t>5</w:t>
-      </w:r>
-      <w:r>
-        <w:rPr>
-          <w:b/>
-          <w:bCs/>
-          <w:iCs/>
-        </w:rPr>
-        <w:t xml:space="preserve">: </w:t>
+        <w:t xml:space="preserve">VI. Simulation 5: </w:t>
       </w:r>
       <w:r>
         <w:rPr>
@@ -2388,9 +2688,9 @@
               </w:rPr>
               <w:lastRenderedPageBreak/>
               <w:drawing>
-                <wp:inline distT="0" distB="0" distL="0" distR="0" wp14:anchorId="3E38B431" wp14:editId="28F92444">
-                  <wp:extent cx="5943600" cy="3820795"/>
-                  <wp:effectExtent l="0" t="0" r="0" b="8255"/>
+                <wp:inline distT="0" distB="0" distL="0" distR="0" wp14:anchorId="3E38B431" wp14:editId="02BDEBF8">
+                  <wp:extent cx="5105400" cy="3281965"/>
+                  <wp:effectExtent l="0" t="0" r="0" b="0"/>
                   <wp:docPr id="780134746" name="Picture 17"/>
                   <wp:cNvGraphicFramePr>
                     <a:graphicFrameLocks xmlns:a="http://schemas.openxmlformats.org/drawingml/2006/main" noChangeAspect="1"/>
@@ -2403,7 +2703,7 @@
                           <pic:cNvPicPr/>
                         </pic:nvPicPr>
                         <pic:blipFill>
-                          <a:blip r:embed="rId12" cstate="print">
+                          <a:blip r:embed="rId15" cstate="print">
                             <a:extLst>
                               <a:ext uri="{28A0092B-C50C-407E-A947-70E740481C1C}">
                                 <a14:useLocalDpi xmlns:a14="http://schemas.microsoft.com/office/drawing/2010/main" val="0"/>
@@ -2417,7 +2717,7 @@
                         <pic:spPr>
                           <a:xfrm>
                             <a:off x="0" y="0"/>
-                            <a:ext cx="5943600" cy="3820795"/>
+                            <a:ext cx="5116052" cy="3288813"/>
                           </a:xfrm>
                           <a:prstGeom prst="rect">
                             <a:avLst/>
@@ -2450,11 +2750,10 @@
                 <w:noProof/>
                 <w14:ligatures w14:val="standardContextual"/>
               </w:rPr>
-              <w:lastRenderedPageBreak/>
               <w:drawing>
-                <wp:inline distT="0" distB="0" distL="0" distR="0" wp14:anchorId="07F2C8AB" wp14:editId="6F8A6B31">
-                  <wp:extent cx="5943600" cy="3820795"/>
-                  <wp:effectExtent l="0" t="0" r="0" b="8255"/>
+                <wp:inline distT="0" distB="0" distL="0" distR="0" wp14:anchorId="07F2C8AB" wp14:editId="0161F100">
+                  <wp:extent cx="5137150" cy="3302375"/>
+                  <wp:effectExtent l="0" t="0" r="6350" b="0"/>
                   <wp:docPr id="2073603327" name="Picture 18"/>
                   <wp:cNvGraphicFramePr>
                     <a:graphicFrameLocks xmlns:a="http://schemas.openxmlformats.org/drawingml/2006/main" noChangeAspect="1"/>
@@ -2467,7 +2766,7 @@
                           <pic:cNvPicPr/>
                         </pic:nvPicPr>
                         <pic:blipFill>
-                          <a:blip r:embed="rId13" cstate="print">
+                          <a:blip r:embed="rId16" cstate="print">
                             <a:extLst>
                               <a:ext uri="{28A0092B-C50C-407E-A947-70E740481C1C}">
                                 <a14:useLocalDpi xmlns:a14="http://schemas.microsoft.com/office/drawing/2010/main" val="0"/>
@@ -2481,7 +2780,7 @@
                         <pic:spPr>
                           <a:xfrm>
                             <a:off x="0" y="0"/>
-                            <a:ext cx="5943600" cy="3820795"/>
+                            <a:ext cx="5147908" cy="3309291"/>
                           </a:xfrm>
                           <a:prstGeom prst="rect">
                             <a:avLst/>
@@ -2580,7 +2879,7 @@
           <w:sz w:val="24"/>
           <w:szCs w:val="24"/>
         </w:rPr>
-        <w:t>7</w:t>
+        <w:t>8</w:t>
       </w:r>
       <w:r>
         <w:rPr>
@@ -2622,7 +2921,23 @@
           <w:sz w:val="24"/>
           <w:szCs w:val="24"/>
         </w:rPr>
-        <w:t xml:space="preserve">Performance of networks in the Effective condition. </w:t>
+        <w:t>Performance of networks in the Effective</w:t>
+      </w:r>
+      <w:r>
+        <w:rPr>
+          <w:color w:val="000000" w:themeColor="text1"/>
+          <w:sz w:val="24"/>
+          <w:szCs w:val="24"/>
+        </w:rPr>
+        <w:t xml:space="preserve"> Action</w:t>
+      </w:r>
+      <w:r>
+        <w:rPr>
+          <w:color w:val="000000" w:themeColor="text1"/>
+          <w:sz w:val="24"/>
+          <w:szCs w:val="24"/>
+        </w:rPr>
+        <w:t xml:space="preserve"> condition. </w:t>
       </w:r>
       <w:proofErr w:type="gramStart"/>
       <w:r>
@@ -2644,47 +2959,78 @@
           <w:sz w:val="24"/>
           <w:szCs w:val="24"/>
         </w:rPr>
-        <w:t xml:space="preserve"> mean error to the Efficient and Inefficient test events in the Experimental (top row) and Control conditions (bottom ro</w:t>
-      </w:r>
-      <w:r>
-        <w:rPr>
-          <w:i w:val="0"/>
-          <w:iCs w:val="0"/>
-          <w:color w:val="000000" w:themeColor="text1"/>
-          <w:sz w:val="24"/>
-          <w:szCs w:val="24"/>
-        </w:rPr>
-        <w:t xml:space="preserve">w) </w:t>
-      </w:r>
-      <w:r>
-        <w:rPr>
-          <w:i w:val="0"/>
-          <w:iCs w:val="0"/>
-          <w:color w:val="000000" w:themeColor="text1"/>
-          <w:sz w:val="24"/>
-          <w:szCs w:val="24"/>
-        </w:rPr>
-        <w:t xml:space="preserve">across different habituation </w:t>
-      </w:r>
-      <w:r>
-        <w:rPr>
-          <w:i w:val="0"/>
-          <w:iCs w:val="0"/>
-          <w:color w:val="000000" w:themeColor="text1"/>
-          <w:sz w:val="24"/>
-          <w:szCs w:val="24"/>
-        </w:rPr>
-        <w:t xml:space="preserve">lengths, </w:t>
-      </w:r>
-      <w:r>
-        <w:rPr>
-          <w:i w:val="0"/>
-          <w:iCs w:val="0"/>
-          <w:color w:val="000000" w:themeColor="text1"/>
-          <w:sz w:val="24"/>
-          <w:szCs w:val="24"/>
-        </w:rPr>
-        <w:t xml:space="preserve">developmental </w:t>
+        <w:t xml:space="preserve"> mean error to the Efficient and Inefficient test events in the Experimenta</w:t>
+      </w:r>
+      <w:r>
+        <w:rPr>
+          <w:i w:val="0"/>
+          <w:iCs w:val="0"/>
+          <w:color w:val="000000" w:themeColor="text1"/>
+          <w:sz w:val="24"/>
+          <w:szCs w:val="24"/>
+        </w:rPr>
+        <w:t xml:space="preserve">l </w:t>
+      </w:r>
+      <w:r>
+        <w:rPr>
+          <w:i w:val="0"/>
+          <w:iCs w:val="0"/>
+          <w:color w:val="000000" w:themeColor="text1"/>
+          <w:sz w:val="24"/>
+          <w:szCs w:val="24"/>
+        </w:rPr>
+        <w:t>and Control conditions</w:t>
+      </w:r>
+      <w:r>
+        <w:rPr>
+          <w:i w:val="0"/>
+          <w:iCs w:val="0"/>
+          <w:color w:val="000000" w:themeColor="text1"/>
+          <w:sz w:val="24"/>
+          <w:szCs w:val="24"/>
+        </w:rPr>
+        <w:t xml:space="preserve">, shown in the </w:t>
+      </w:r>
+      <w:r>
+        <w:rPr>
+          <w:i w:val="0"/>
+          <w:iCs w:val="0"/>
+          <w:color w:val="000000" w:themeColor="text1"/>
+          <w:sz w:val="24"/>
+          <w:szCs w:val="24"/>
+        </w:rPr>
+        <w:lastRenderedPageBreak/>
+        <w:t>top and bottom rows,</w:t>
+      </w:r>
+      <w:r>
+        <w:rPr>
+          <w:i w:val="0"/>
+          <w:iCs w:val="0"/>
+          <w:color w:val="000000" w:themeColor="text1"/>
+          <w:sz w:val="24"/>
+          <w:szCs w:val="24"/>
+        </w:rPr>
+        <w:t xml:space="preserve"> across different habituation length</w:t>
+      </w:r>
+      <w:r>
+        <w:rPr>
+          <w:i w:val="0"/>
+          <w:iCs w:val="0"/>
+          <w:color w:val="000000" w:themeColor="text1"/>
+          <w:sz w:val="24"/>
+          <w:szCs w:val="24"/>
+        </w:rPr>
+        <w:t>s</w:t>
+      </w:r>
+      <w:r>
+        <w:rPr>
+          <w:i w:val="0"/>
+          <w:iCs w:val="0"/>
+          <w:color w:val="000000" w:themeColor="text1"/>
+          <w:sz w:val="24"/>
+          <w:szCs w:val="24"/>
+        </w:rPr>
+        <w:t xml:space="preserve">, developmental </w:t>
       </w:r>
       <w:r>
         <w:rPr>
@@ -2724,30 +3070,18 @@
           <w:sz w:val="24"/>
           <w:szCs w:val="24"/>
         </w:rPr>
-        <w:t xml:space="preserve">, and </w:t>
-      </w:r>
-      <w:proofErr w:type="gramStart"/>
-      <w:r>
-        <w:rPr>
-          <w:i w:val="0"/>
-          <w:iCs w:val="0"/>
-          <w:color w:val="000000" w:themeColor="text1"/>
-          <w:sz w:val="24"/>
-          <w:szCs w:val="24"/>
-        </w:rPr>
-        <w:t>salience weight decay</w:t>
-      </w:r>
-      <w:r>
-        <w:rPr>
-          <w:i w:val="0"/>
-          <w:iCs w:val="0"/>
-          <w:color w:val="000000" w:themeColor="text1"/>
-          <w:sz w:val="24"/>
-          <w:szCs w:val="24"/>
-        </w:rPr>
-        <w:t>s</w:t>
-      </w:r>
-      <w:proofErr w:type="gramEnd"/>
+        <w:t xml:space="preserve">, and salience </w:t>
+      </w:r>
+      <w:r>
+        <w:rPr>
+          <w:i w:val="0"/>
+          <w:iCs w:val="0"/>
+          <w:color w:val="000000" w:themeColor="text1"/>
+          <w:sz w:val="24"/>
+          <w:szCs w:val="24"/>
+        </w:rPr>
+        <w:t>weight-decay values</w:t>
+      </w:r>
       <w:r>
         <w:rPr>
           <w:i w:val="0"/>
@@ -2764,50 +3098,38 @@
         <w:spacing w:after="160" w:line="480" w:lineRule="auto"/>
         <w:ind w:firstLine="720"/>
       </w:pPr>
-    </w:p>
-    <w:p>
-      <w:pPr>
-        <w:spacing w:after="160" w:line="480" w:lineRule="auto"/>
-        <w:ind w:firstLine="720"/>
-      </w:pPr>
-      <w:r>
-        <w:t xml:space="preserve">The range of developmental learning rates used here was </w:t>
-      </w:r>
-      <w:r>
-        <w:rPr>
-          <w:iCs/>
-        </w:rPr>
-        <w:t>0.0</w:t>
-      </w:r>
-      <w:r>
-        <w:rPr>
-          <w:iCs/>
-        </w:rPr>
-        <w:t>1</w:t>
-      </w:r>
-      <w:r>
-        <w:rPr>
-          <w:iCs/>
-        </w:rPr>
-        <w:t xml:space="preserve"> and 0.0</w:t>
-      </w:r>
-      <w:r>
-        <w:rPr>
-          <w:iCs/>
-        </w:rPr>
-        <w:t>0</w:t>
-      </w:r>
-      <w:r>
-        <w:rPr>
-          <w:iCs/>
-        </w:rPr>
-        <w:t xml:space="preserve">875. </w:t>
+      <w:r>
+        <w:t xml:space="preserve">The </w:t>
+      </w:r>
+      <w:r>
+        <w:t>developmental learning rates were</w:t>
+      </w:r>
+      <w:r>
+        <w:t xml:space="preserve"> </w:t>
+      </w:r>
+      <w:r>
+        <w:rPr>
+          <w:iCs/>
+        </w:rPr>
+        <w:t>0.00875</w:t>
+      </w:r>
+      <w:r>
+        <w:rPr>
+          <w:iCs/>
+        </w:rPr>
+        <w:t xml:space="preserve"> and </w:t>
+      </w:r>
+      <w:r>
+        <w:rPr>
+          <w:iCs/>
+        </w:rPr>
+        <w:t xml:space="preserve">0.01. </w:t>
       </w:r>
       <w:r>
         <w:t>Figure S</w:t>
       </w:r>
       <w:r>
-        <w:t>7</w:t>
+        <w:t>8</w:t>
       </w:r>
       <w:r>
         <w:t xml:space="preserve"> shows that </w:t>
@@ -2822,7 +3144,31 @@
         <w:rPr>
           <w:iCs/>
         </w:rPr>
-        <w:t>, whereas networks the Control condition looked about equally long at both test events.</w:t>
+        <w:t>, whereas networks</w:t>
+      </w:r>
+      <w:r>
+        <w:rPr>
+          <w:iCs/>
+        </w:rPr>
+        <w:t xml:space="preserve"> in</w:t>
+      </w:r>
+      <w:r>
+        <w:rPr>
+          <w:iCs/>
+        </w:rPr>
+        <w:t xml:space="preserve"> the Control condition </w:t>
+      </w:r>
+      <w:r>
+        <w:rPr>
+          <w:iCs/>
+        </w:rPr>
+        <w:t>produced about equivalent error to</w:t>
+      </w:r>
+      <w:r>
+        <w:rPr>
+          <w:iCs/>
+        </w:rPr>
+        <w:t xml:space="preserve"> both events.</w:t>
       </w:r>
       <w:r>
         <w:rPr>
@@ -2832,6 +3178,10 @@
       </w:r>
       <w:r>
         <w:br w:type="page"/>
+      </w:r>
+      <w:r>
+        <w:lastRenderedPageBreak/>
+        <w:t>Both results were for networks in the Effective Action condition.</w:t>
       </w:r>
     </w:p>
     <w:p>
@@ -2846,7 +3196,6 @@
           <w:noProof/>
           <w14:ligatures w14:val="standardContextual"/>
         </w:rPr>
-        <w:lastRenderedPageBreak/>
         <w:drawing>
           <wp:inline distT="0" distB="0" distL="0" distR="0" wp14:anchorId="7E4A0BB1" wp14:editId="21039012">
             <wp:extent cx="6295816" cy="4047214"/>
@@ -2863,7 +3212,7 @@
                     <pic:cNvPicPr/>
                   </pic:nvPicPr>
                   <pic:blipFill>
-                    <a:blip r:embed="rId14" cstate="print">
+                    <a:blip r:embed="rId17" cstate="print">
                       <a:extLst>
                         <a:ext uri="{28A0092B-C50C-407E-A947-70E740481C1C}">
                           <a14:useLocalDpi xmlns:a14="http://schemas.microsoft.com/office/drawing/2010/main" val="0"/>
@@ -2961,7 +3310,7 @@
           <w:sz w:val="24"/>
           <w:szCs w:val="24"/>
         </w:rPr>
-        <w:t>8</w:t>
+        <w:t>9</w:t>
       </w:r>
       <w:r>
         <w:rPr>
@@ -3001,33 +3350,53 @@
           <w:sz w:val="24"/>
           <w:szCs w:val="24"/>
         </w:rPr>
-        <w:t>Performance of networks in the</w:t>
-      </w:r>
-      <w:r>
-        <w:rPr>
-          <w:color w:val="000000" w:themeColor="text1"/>
-          <w:sz w:val="24"/>
-          <w:szCs w:val="24"/>
-        </w:rPr>
-        <w:t xml:space="preserve"> Ineffective</w:t>
-      </w:r>
-      <w:r>
-        <w:rPr>
-          <w:color w:val="000000" w:themeColor="text1"/>
-          <w:sz w:val="24"/>
-          <w:szCs w:val="24"/>
-        </w:rPr>
-        <w:t xml:space="preserve"> condition. </w:t>
-      </w:r>
-      <w:r>
-        <w:rPr>
-          <w:i w:val="0"/>
-          <w:iCs w:val="0"/>
-          <w:color w:val="000000" w:themeColor="text1"/>
-          <w:sz w:val="24"/>
-          <w:szCs w:val="24"/>
-        </w:rPr>
-        <w:t xml:space="preserve">Shown is </w:t>
+        <w:t xml:space="preserve">Performance of networks in the Ineffective </w:t>
+      </w:r>
+      <w:r>
+        <w:rPr>
+          <w:color w:val="000000" w:themeColor="text1"/>
+          <w:sz w:val="24"/>
+          <w:szCs w:val="24"/>
+        </w:rPr>
+        <w:t xml:space="preserve">Action </w:t>
+      </w:r>
+      <w:r>
+        <w:rPr>
+          <w:color w:val="000000" w:themeColor="text1"/>
+          <w:sz w:val="24"/>
+          <w:szCs w:val="24"/>
+        </w:rPr>
+        <w:t xml:space="preserve">condition. </w:t>
+      </w:r>
+      <w:r>
+        <w:rPr>
+          <w:i w:val="0"/>
+          <w:iCs w:val="0"/>
+          <w:color w:val="000000" w:themeColor="text1"/>
+          <w:sz w:val="24"/>
+          <w:szCs w:val="24"/>
+        </w:rPr>
+        <w:t>Shown is</w:t>
+      </w:r>
+      <w:r>
+        <w:rPr>
+          <w:i w:val="0"/>
+          <w:iCs w:val="0"/>
+          <w:color w:val="000000" w:themeColor="text1"/>
+          <w:sz w:val="24"/>
+          <w:szCs w:val="24"/>
+        </w:rPr>
+        <w:t xml:space="preserve"> the</w:t>
+      </w:r>
+      <w:r>
+        <w:rPr>
+          <w:i w:val="0"/>
+          <w:iCs w:val="0"/>
+          <w:color w:val="000000" w:themeColor="text1"/>
+          <w:sz w:val="24"/>
+          <w:szCs w:val="24"/>
+        </w:rPr>
+        <w:t xml:space="preserve"> </w:t>
       </w:r>
       <w:r>
         <w:rPr>
@@ -3047,7 +3416,49 @@
           <w:sz w:val="24"/>
           <w:szCs w:val="24"/>
         </w:rPr>
-        <w:t xml:space="preserve">etworks’ mean error to the Efficient and Inefficient test events across different habituation lengths, developmental </w:t>
+        <w:t xml:space="preserve">etworks’ </w:t>
+      </w:r>
+      <w:proofErr w:type="gramStart"/>
+      <w:r>
+        <w:rPr>
+          <w:i w:val="0"/>
+          <w:iCs w:val="0"/>
+          <w:color w:val="000000" w:themeColor="text1"/>
+          <w:sz w:val="24"/>
+          <w:szCs w:val="24"/>
+        </w:rPr>
+        <w:t>mean</w:t>
+      </w:r>
+      <w:proofErr w:type="gramEnd"/>
+      <w:r>
+        <w:rPr>
+          <w:i w:val="0"/>
+          <w:iCs w:val="0"/>
+          <w:color w:val="000000" w:themeColor="text1"/>
+          <w:sz w:val="24"/>
+          <w:szCs w:val="24"/>
+        </w:rPr>
+        <w:t xml:space="preserve"> error to the Efficient and Inefficient test events across different habituation length</w:t>
+      </w:r>
+      <w:r>
+        <w:rPr>
+          <w:i w:val="0"/>
+          <w:iCs w:val="0"/>
+          <w:color w:val="000000" w:themeColor="text1"/>
+          <w:sz w:val="24"/>
+          <w:szCs w:val="24"/>
+        </w:rPr>
+        <w:t>s</w:t>
+      </w:r>
+      <w:r>
+        <w:rPr>
+          <w:i w:val="0"/>
+          <w:iCs w:val="0"/>
+          <w:color w:val="000000" w:themeColor="text1"/>
+          <w:sz w:val="24"/>
+          <w:szCs w:val="24"/>
+        </w:rPr>
+        <w:t xml:space="preserve">, developmental </w:t>
       </w:r>
       <w:r>
         <w:rPr>
@@ -3087,17 +3498,17 @@
           <w:sz w:val="24"/>
           <w:szCs w:val="24"/>
         </w:rPr>
-        <w:t>, and salience weight decay</w:t>
-      </w:r>
-      <w:r>
-        <w:rPr>
-          <w:i w:val="0"/>
-          <w:iCs w:val="0"/>
-          <w:color w:val="000000" w:themeColor="text1"/>
-          <w:sz w:val="24"/>
-          <w:szCs w:val="24"/>
-        </w:rPr>
-        <w:t>s</w:t>
+        <w:t xml:space="preserve">, and salience </w:t>
+      </w:r>
+      <w:r>
+        <w:rPr>
+          <w:i w:val="0"/>
+          <w:iCs w:val="0"/>
+          <w:color w:val="000000" w:themeColor="text1"/>
+          <w:sz w:val="24"/>
+          <w:szCs w:val="24"/>
+        </w:rPr>
+        <w:t>weight-decay values</w:t>
       </w:r>
       <w:r>
         <w:rPr>
@@ -3125,7 +3536,41 @@
         <w:ind w:firstLine="720"/>
       </w:pPr>
       <w:r>
-        <w:t>Figure S8 shows that networks in the Ineffective condition produced equivalent error to the Inefficient and Efficient test events.</w:t>
+        <w:t>Figure S</w:t>
+      </w:r>
+      <w:r>
+        <w:t>9</w:t>
+      </w:r>
+      <w:r>
+        <w:t xml:space="preserve"> shows that networks in </w:t>
+      </w:r>
+      <w:proofErr w:type="gramStart"/>
+      <w:r>
+        <w:t>the Ineffective</w:t>
+      </w:r>
+      <w:proofErr w:type="gramEnd"/>
+      <w:r>
+        <w:t xml:space="preserve"> Action</w:t>
+      </w:r>
+      <w:r>
+        <w:t xml:space="preserve"> </w:t>
+      </w:r>
+      <w:proofErr w:type="gramStart"/>
+      <w:r>
+        <w:t>condition</w:t>
+      </w:r>
+      <w:proofErr w:type="gramEnd"/>
+      <w:r>
+        <w:t xml:space="preserve"> produced </w:t>
+      </w:r>
+      <w:r>
+        <w:t xml:space="preserve">roughly </w:t>
+      </w:r>
+      <w:r>
+        <w:t xml:space="preserve">equivalent error to the </w:t>
+      </w:r>
+      <w:r>
+        <w:t>Efficient and Inefficient test events.</w:t>
       </w:r>
     </w:p>
     <w:p>
@@ -3169,9 +3614,9 @@
               </w:rPr>
               <w:lastRenderedPageBreak/>
               <w:drawing>
-                <wp:inline distT="0" distB="0" distL="0" distR="0" wp14:anchorId="3D3C0BBB" wp14:editId="46CDE91E">
-                  <wp:extent cx="5943600" cy="3820795"/>
-                  <wp:effectExtent l="0" t="0" r="0" b="8255"/>
+                <wp:inline distT="0" distB="0" distL="0" distR="0" wp14:anchorId="3D3C0BBB" wp14:editId="50C6B274">
+                  <wp:extent cx="5226050" cy="3359524"/>
+                  <wp:effectExtent l="0" t="0" r="0" b="0"/>
                   <wp:docPr id="422149945" name="Picture 20"/>
                   <wp:cNvGraphicFramePr>
                     <a:graphicFrameLocks xmlns:a="http://schemas.openxmlformats.org/drawingml/2006/main" noChangeAspect="1"/>
@@ -3184,7 +3629,7 @@
                           <pic:cNvPicPr/>
                         </pic:nvPicPr>
                         <pic:blipFill>
-                          <a:blip r:embed="rId15" cstate="print">
+                          <a:blip r:embed="rId18" cstate="print">
                             <a:extLst>
                               <a:ext uri="{28A0092B-C50C-407E-A947-70E740481C1C}">
                                 <a14:useLocalDpi xmlns:a14="http://schemas.microsoft.com/office/drawing/2010/main" val="0"/>
@@ -3198,7 +3643,7 @@
                         <pic:spPr>
                           <a:xfrm>
                             <a:off x="0" y="0"/>
-                            <a:ext cx="5943600" cy="3820795"/>
+                            <a:ext cx="5234090" cy="3364693"/>
                           </a:xfrm>
                           <a:prstGeom prst="rect">
                             <a:avLst/>
@@ -3235,11 +3680,10 @@
                 <w:color w:val="000000" w:themeColor="text1"/>
                 <w14:ligatures w14:val="standardContextual"/>
               </w:rPr>
-              <w:lastRenderedPageBreak/>
               <w:drawing>
-                <wp:inline distT="0" distB="0" distL="0" distR="0" wp14:anchorId="23C5B6F6" wp14:editId="1475FC92">
-                  <wp:extent cx="5943600" cy="3820795"/>
-                  <wp:effectExtent l="0" t="0" r="0" b="8255"/>
+                <wp:inline distT="0" distB="0" distL="0" distR="0" wp14:anchorId="23C5B6F6" wp14:editId="05A8FC6E">
+                  <wp:extent cx="5264150" cy="3384016"/>
+                  <wp:effectExtent l="0" t="0" r="0" b="6985"/>
                   <wp:docPr id="475621354" name="Picture 21"/>
                   <wp:cNvGraphicFramePr>
                     <a:graphicFrameLocks xmlns:a="http://schemas.openxmlformats.org/drawingml/2006/main" noChangeAspect="1"/>
@@ -3252,7 +3696,7 @@
                           <pic:cNvPicPr/>
                         </pic:nvPicPr>
                         <pic:blipFill>
-                          <a:blip r:embed="rId16" cstate="print">
+                          <a:blip r:embed="rId19" cstate="print">
                             <a:extLst>
                               <a:ext uri="{28A0092B-C50C-407E-A947-70E740481C1C}">
                                 <a14:useLocalDpi xmlns:a14="http://schemas.microsoft.com/office/drawing/2010/main" val="0"/>
@@ -3266,7 +3710,7 @@
                         <pic:spPr>
                           <a:xfrm>
                             <a:off x="0" y="0"/>
-                            <a:ext cx="5943600" cy="3820795"/>
+                            <a:ext cx="5276096" cy="3391695"/>
                           </a:xfrm>
                           <a:prstGeom prst="rect">
                             <a:avLst/>
@@ -3353,7 +3797,7 @@
           <w:sz w:val="24"/>
           <w:szCs w:val="24"/>
         </w:rPr>
-        <w:t>9</w:t>
+        <w:t>10</w:t>
       </w:r>
       <w:r>
         <w:rPr>
@@ -3395,23 +3839,7 @@
           <w:sz w:val="24"/>
           <w:szCs w:val="24"/>
         </w:rPr>
-        <w:t xml:space="preserve">Performance of networks in the </w:t>
-      </w:r>
-      <w:r>
-        <w:rPr>
-          <w:color w:val="000000" w:themeColor="text1"/>
-          <w:sz w:val="24"/>
-          <w:szCs w:val="24"/>
-        </w:rPr>
-        <w:t>No Training</w:t>
-      </w:r>
-      <w:r>
-        <w:rPr>
-          <w:color w:val="000000" w:themeColor="text1"/>
-          <w:sz w:val="24"/>
-          <w:szCs w:val="24"/>
-        </w:rPr>
-        <w:t xml:space="preserve"> condition.</w:t>
+        <w:t>Performance of networks in the No Training condition.</w:t>
       </w:r>
       <w:r>
         <w:rPr>
@@ -3443,7 +3871,78 @@
           <w:sz w:val="24"/>
           <w:szCs w:val="24"/>
         </w:rPr>
-        <w:t xml:space="preserve"> mean error to the Efficient and Inefficient test events in the Experimental (top row) and Control conditions (bottom row) across different habituation lengths, developmental </w:t>
+        <w:t xml:space="preserve"> mean error to the Efficient and Inefficient test events in the Experimental </w:t>
+      </w:r>
+      <w:r>
+        <w:rPr>
+          <w:i w:val="0"/>
+          <w:iCs w:val="0"/>
+          <w:color w:val="000000" w:themeColor="text1"/>
+          <w:sz w:val="24"/>
+          <w:szCs w:val="24"/>
+        </w:rPr>
+        <w:t xml:space="preserve">and </w:t>
+      </w:r>
+      <w:r>
+        <w:rPr>
+          <w:i w:val="0"/>
+          <w:iCs w:val="0"/>
+          <w:color w:val="000000" w:themeColor="text1"/>
+          <w:sz w:val="24"/>
+          <w:szCs w:val="24"/>
+        </w:rPr>
+        <w:t>Control conditions</w:t>
+      </w:r>
+      <w:r>
+        <w:rPr>
+          <w:i w:val="0"/>
+          <w:iCs w:val="0"/>
+          <w:color w:val="000000" w:themeColor="text1"/>
+          <w:sz w:val="24"/>
+          <w:szCs w:val="24"/>
+        </w:rPr>
+        <w:t xml:space="preserve">, shown in the top </w:t>
+      </w:r>
+      <w:r>
+        <w:rPr>
+          <w:i w:val="0"/>
+          <w:iCs w:val="0"/>
+          <w:color w:val="000000" w:themeColor="text1"/>
+          <w:sz w:val="24"/>
+          <w:szCs w:val="24"/>
+        </w:rPr>
+        <w:lastRenderedPageBreak/>
+        <w:t>and bottom rows,</w:t>
+      </w:r>
+      <w:r>
+        <w:rPr>
+          <w:i w:val="0"/>
+          <w:iCs w:val="0"/>
+          <w:color w:val="000000" w:themeColor="text1"/>
+          <w:sz w:val="24"/>
+          <w:szCs w:val="24"/>
+        </w:rPr>
+        <w:t xml:space="preserve"> across different habituation length</w:t>
+      </w:r>
+      <w:r>
+        <w:rPr>
+          <w:i w:val="0"/>
+          <w:iCs w:val="0"/>
+          <w:color w:val="000000" w:themeColor="text1"/>
+          <w:sz w:val="24"/>
+          <w:szCs w:val="24"/>
+        </w:rPr>
+        <w:t>s</w:t>
+      </w:r>
+      <w:r>
+        <w:rPr>
+          <w:i w:val="0"/>
+          <w:iCs w:val="0"/>
+          <w:color w:val="000000" w:themeColor="text1"/>
+          <w:sz w:val="24"/>
+          <w:szCs w:val="24"/>
+        </w:rPr>
+        <w:t xml:space="preserve">, developmental </w:t>
       </w:r>
       <w:r>
         <w:rPr>
@@ -3483,42 +3982,29 @@
           <w:sz w:val="24"/>
           <w:szCs w:val="24"/>
         </w:rPr>
-        <w:t xml:space="preserve">, and </w:t>
-      </w:r>
-      <w:proofErr w:type="gramStart"/>
-      <w:r>
-        <w:rPr>
-          <w:i w:val="0"/>
-          <w:iCs w:val="0"/>
-          <w:color w:val="000000" w:themeColor="text1"/>
-          <w:sz w:val="24"/>
-          <w:szCs w:val="24"/>
-        </w:rPr>
-        <w:t>salience weight decay</w:t>
-      </w:r>
-      <w:r>
-        <w:rPr>
-          <w:i w:val="0"/>
-          <w:iCs w:val="0"/>
-          <w:color w:val="000000" w:themeColor="text1"/>
-          <w:sz w:val="24"/>
-          <w:szCs w:val="24"/>
-        </w:rPr>
-        <w:t>s</w:t>
-      </w:r>
-      <w:proofErr w:type="gramEnd"/>
-      <w:r>
-        <w:rPr>
-          <w:i w:val="0"/>
-          <w:iCs w:val="0"/>
-          <w:color w:val="000000" w:themeColor="text1"/>
-          <w:sz w:val="24"/>
-          <w:szCs w:val="24"/>
-        </w:rPr>
-        <w:t xml:space="preserve">. </w:t>
-      </w:r>
-    </w:p>
-    <w:p/>
+        <w:t xml:space="preserve">, and salience </w:t>
+      </w:r>
+      <w:r>
+        <w:rPr>
+          <w:i w:val="0"/>
+          <w:iCs w:val="0"/>
+          <w:color w:val="000000" w:themeColor="text1"/>
+          <w:sz w:val="24"/>
+          <w:szCs w:val="24"/>
+        </w:rPr>
+        <w:t>weight-decay values.</w:t>
+      </w:r>
+      <w:r>
+        <w:rPr>
+          <w:i w:val="0"/>
+          <w:iCs w:val="0"/>
+          <w:color w:val="000000" w:themeColor="text1"/>
+          <w:sz w:val="24"/>
+          <w:szCs w:val="24"/>
+        </w:rPr>
+        <w:t xml:space="preserve"> </w:t>
+      </w:r>
+    </w:p>
     <w:p>
       <w:pPr>
         <w:spacing w:line="480" w:lineRule="auto"/>
@@ -3528,43 +4014,34 @@
         <w:t>Figure S</w:t>
       </w:r>
       <w:r>
-        <w:t>9</w:t>
-      </w:r>
-      <w:r>
-        <w:t xml:space="preserve"> shows that</w:t>
-      </w:r>
-      <w:r>
-        <w:t xml:space="preserve">, like networks in </w:t>
-      </w:r>
-      <w:proofErr w:type="gramStart"/>
-      <w:r>
-        <w:t>the Ineffective</w:t>
-      </w:r>
-      <w:proofErr w:type="gramEnd"/>
-      <w:r>
-        <w:t xml:space="preserve"> condition, those in the No Training </w:t>
-      </w:r>
-      <w:proofErr w:type="gramStart"/>
-      <w:r>
-        <w:t xml:space="preserve">condition </w:t>
-      </w:r>
-      <w:r>
-        <w:t xml:space="preserve"> networks</w:t>
-      </w:r>
-      <w:proofErr w:type="gramEnd"/>
+        <w:t>10</w:t>
+      </w:r>
       <w:r>
         <w:t xml:space="preserve"> </w:t>
       </w:r>
       <w:r>
-        <w:t>produced about</w:t>
-      </w:r>
-      <w:r>
-        <w:t xml:space="preserve"> equivalent error to the Inefficient and Efficient test events.</w:t>
+        <w:t>indicates</w:t>
+      </w:r>
+      <w:r>
+        <w:t xml:space="preserve"> that </w:t>
+      </w:r>
+      <w:r>
+        <w:t xml:space="preserve">networks </w:t>
+      </w:r>
+      <w:r>
+        <w:t xml:space="preserve">in the No Training condition produced </w:t>
+      </w:r>
+      <w:r>
+        <w:t>approximately equivalent</w:t>
+      </w:r>
+      <w:r>
+        <w:t xml:space="preserve"> error to the Inefficient and Efficient test events.</w:t>
       </w:r>
     </w:p>
     <w:p>
       <w:pPr>
         <w:spacing w:line="480" w:lineRule="auto"/>
+        <w:ind w:firstLine="720"/>
       </w:pPr>
     </w:p>
     <w:p>
@@ -3580,25 +4057,17 @@
         <w:spacing w:after="160" w:line="480" w:lineRule="auto"/>
         <w:ind w:firstLine="720"/>
       </w:pPr>
-      <w:proofErr w:type="gramStart"/>
-      <w:r>
-        <w:rPr>
-          <w:iCs/>
-        </w:rPr>
-        <w:t>Taken</w:t>
-      </w:r>
-      <w:proofErr w:type="gramEnd"/>
-      <w:r>
-        <w:rPr>
-          <w:iCs/>
-        </w:rPr>
-        <w:t xml:space="preserve"> together</w:t>
-      </w:r>
-      <w:r>
-        <w:rPr>
-          <w:iCs/>
-        </w:rPr>
-        <w:t xml:space="preserve">, </w:t>
+      <w:r>
+        <w:rPr>
+          <w:iCs/>
+        </w:rPr>
+        <w:t>Considered</w:t>
+      </w:r>
+      <w:r>
+        <w:rPr>
+          <w:iCs/>
+        </w:rPr>
+        <w:t xml:space="preserve"> together, </w:t>
       </w:r>
       <w:r>
         <w:rPr>
@@ -3610,13 +4079,13 @@
         <w:rPr>
           <w:iCs/>
         </w:rPr>
-        <w:t xml:space="preserve"> were robust and</w:t>
-      </w:r>
-      <w:r>
-        <w:rPr>
-          <w:iCs/>
-        </w:rPr>
-        <w:t xml:space="preserve"> did not depend</w:t>
+        <w:t xml:space="preserve"> </w:t>
+      </w:r>
+      <w:r>
+        <w:rPr>
+          <w:iCs/>
+        </w:rPr>
+        <w:t>did not depend</w:t>
       </w:r>
       <w:r>
         <w:rPr>
@@ -3647,6 +4116,7 @@
     </w:p>
     <w:p/>
     <w:sectPr>
+      <w:headerReference w:type="default" r:id="rId20"/>
       <w:pgSz w:w="12240" w:h="15840"/>
       <w:pgMar w:top="1440" w:right="1440" w:bottom="1440" w:left="1440" w:header="720" w:footer="720" w:gutter="0"/>
       <w:cols w:space="720"/>
@@ -3654,6 +4124,102 @@
     </w:sectPr>
   </w:body>
 </w:document>
+</file>
+
+<file path=word/endnotes.xml><?xml version="1.0" encoding="utf-8"?>
+<w:endnotes xmlns:wpc="http://schemas.microsoft.com/office/word/2010/wordprocessingCanvas" xmlns:cx="http://schemas.microsoft.com/office/drawing/2014/chartex" xmlns:cx1="http://schemas.microsoft.com/office/drawing/2015/9/8/chartex" xmlns:cx2="http://schemas.microsoft.com/office/drawing/2015/10/21/chartex" xmlns:cx3="http://schemas.microsoft.com/office/drawing/2016/5/9/chartex" xmlns:cx4="http://schemas.microsoft.com/office/drawing/2016/5/10/chartex" xmlns:cx5="http://schemas.microsoft.com/office/drawing/2016/5/11/chartex" xmlns:cx6="http://schemas.microsoft.com/office/drawing/2016/5/12/chartex" xmlns:cx7="http://schemas.microsoft.com/office/drawing/2016/5/13/chartex" xmlns:cx8="http://schemas.microsoft.com/office/drawing/2016/5/14/chartex" xmlns:mc="http://schemas.openxmlformats.org/markup-compatibility/2006" xmlns:aink="http://schemas.microsoft.com/office/drawing/2016/ink" xmlns:am3d="http://schemas.microsoft.com/office/drawing/2017/model3d" xmlns:o="urn:schemas-microsoft-com:office:office" xmlns:oel="http://schemas.microsoft.com/office/2019/extlst" xmlns:r="http://schemas.openxmlformats.org/officeDocument/2006/relationships" xmlns:m="http://schemas.openxmlformats.org/officeDocument/2006/math" xmlns:v="urn:schemas-microsoft-com:vml" xmlns:wp14="http://schemas.microsoft.com/office/word/2010/wordprocessingDrawing" xmlns:wp="http://schemas.openxmlformats.org/drawingml/2006/wordprocessingDrawing" xmlns:w10="urn:schemas-microsoft-com:office:word" xmlns:w="http://schemas.openxmlformats.org/wordprocessingml/2006/main" xmlns:w14="http://schemas.microsoft.com/office/word/2010/wordml" xmlns:w15="http://schemas.microsoft.com/office/word/2012/wordml" xmlns:w16cex="http://schemas.microsoft.com/office/word/2018/wordml/cex" xmlns:w16cid="http://schemas.microsoft.com/office/word/2016/wordml/cid" xmlns:w16="http://schemas.microsoft.com/office/word/2018/wordml" xmlns:w16du="http://schemas.microsoft.com/office/word/2023/wordml/word16du" xmlns:w16sdtdh="http://schemas.microsoft.com/office/word/2020/wordml/sdtdatahash" xmlns:w16sdtfl="http://schemas.microsoft.com/office/word/2024/wordml/sdtformatlock" xmlns:w16se="http://schemas.microsoft.com/office/word/2015/wordml/symex" xmlns:wpg="http://schemas.microsoft.com/office/word/2010/wordprocessingGroup" xmlns:wpi="http://schemas.microsoft.com/office/word/2010/wordprocessingInk" xmlns:wne="http://schemas.microsoft.com/office/word/2006/wordml" xmlns:wps="http://schemas.microsoft.com/office/word/2010/wordprocessingShape" mc:Ignorable="w14 w15 w16se w16cid w16 w16cex w16sdtdh w16sdtfl w16du wp14">
+  <w:endnote w:type="separator" w:id="-1">
+    <w:p>
+      <w:r>
+        <w:separator/>
+      </w:r>
+    </w:p>
+  </w:endnote>
+  <w:endnote w:type="continuationSeparator" w:id="0">
+    <w:p>
+      <w:r>
+        <w:continuationSeparator/>
+      </w:r>
+    </w:p>
+  </w:endnote>
+</w:endnotes>
+</file>
+
+<file path=word/footnotes.xml><?xml version="1.0" encoding="utf-8"?>
+<w:footnotes xmlns:wpc="http://schemas.microsoft.com/office/word/2010/wordprocessingCanvas" xmlns:cx="http://schemas.microsoft.com/office/drawing/2014/chartex" xmlns:cx1="http://schemas.microsoft.com/office/drawing/2015/9/8/chartex" xmlns:cx2="http://schemas.microsoft.com/office/drawing/2015/10/21/chartex" xmlns:cx3="http://schemas.microsoft.com/office/drawing/2016/5/9/chartex" xmlns:cx4="http://schemas.microsoft.com/office/drawing/2016/5/10/chartex" xmlns:cx5="http://schemas.microsoft.com/office/drawing/2016/5/11/chartex" xmlns:cx6="http://schemas.microsoft.com/office/drawing/2016/5/12/chartex" xmlns:cx7="http://schemas.microsoft.com/office/drawing/2016/5/13/chartex" xmlns:cx8="http://schemas.microsoft.com/office/drawing/2016/5/14/chartex" xmlns:mc="http://schemas.openxmlformats.org/markup-compatibility/2006" xmlns:aink="http://schemas.microsoft.com/office/drawing/2016/ink" xmlns:am3d="http://schemas.microsoft.com/office/drawing/2017/model3d" xmlns:o="urn:schemas-microsoft-com:office:office" xmlns:oel="http://schemas.microsoft.com/office/2019/extlst" xmlns:r="http://schemas.openxmlformats.org/officeDocument/2006/relationships" xmlns:m="http://schemas.openxmlformats.org/officeDocument/2006/math" xmlns:v="urn:schemas-microsoft-com:vml" xmlns:wp14="http://schemas.microsoft.com/office/word/2010/wordprocessingDrawing" xmlns:wp="http://schemas.openxmlformats.org/drawingml/2006/wordprocessingDrawing" xmlns:w10="urn:schemas-microsoft-com:office:word" xmlns:w="http://schemas.openxmlformats.org/wordprocessingml/2006/main" xmlns:w14="http://schemas.microsoft.com/office/word/2010/wordml" xmlns:w15="http://schemas.microsoft.com/office/word/2012/wordml" xmlns:w16cex="http://schemas.microsoft.com/office/word/2018/wordml/cex" xmlns:w16cid="http://schemas.microsoft.com/office/word/2016/wordml/cid" xmlns:w16="http://schemas.microsoft.com/office/word/2018/wordml" xmlns:w16du="http://schemas.microsoft.com/office/word/2023/wordml/word16du" xmlns:w16sdtdh="http://schemas.microsoft.com/office/word/2020/wordml/sdtdatahash" xmlns:w16sdtfl="http://schemas.microsoft.com/office/word/2024/wordml/sdtformatlock" xmlns:w16se="http://schemas.microsoft.com/office/word/2015/wordml/symex" xmlns:wpg="http://schemas.microsoft.com/office/word/2010/wordprocessingGroup" xmlns:wpi="http://schemas.microsoft.com/office/word/2010/wordprocessingInk" xmlns:wne="http://schemas.microsoft.com/office/word/2006/wordml" xmlns:wps="http://schemas.microsoft.com/office/word/2010/wordprocessingShape" mc:Ignorable="w14 w15 w16se w16cid w16 w16cex w16sdtdh w16sdtfl w16du wp14">
+  <w:footnote w:type="separator" w:id="-1">
+    <w:p>
+      <w:r>
+        <w:separator/>
+      </w:r>
+    </w:p>
+  </w:footnote>
+  <w:footnote w:type="continuationSeparator" w:id="0">
+    <w:p>
+      <w:r>
+        <w:continuationSeparator/>
+      </w:r>
+    </w:p>
+  </w:footnote>
+</w:footnotes>
+</file>
+
+<file path=word/header1.xml><?xml version="1.0" encoding="utf-8"?>
+<w:hdr xmlns:wpc="http://schemas.microsoft.com/office/word/2010/wordprocessingCanvas" xmlns:cx="http://schemas.microsoft.com/office/drawing/2014/chartex" xmlns:cx1="http://schemas.microsoft.com/office/drawing/2015/9/8/chartex" xmlns:cx2="http://schemas.microsoft.com/office/drawing/2015/10/21/chartex" xmlns:cx3="http://schemas.microsoft.com/office/drawing/2016/5/9/chartex" xmlns:cx4="http://schemas.microsoft.com/office/drawing/2016/5/10/chartex" xmlns:cx5="http://schemas.microsoft.com/office/drawing/2016/5/11/chartex" xmlns:cx6="http://schemas.microsoft.com/office/drawing/2016/5/12/chartex" xmlns:cx7="http://schemas.microsoft.com/office/drawing/2016/5/13/chartex" xmlns:cx8="http://schemas.microsoft.com/office/drawing/2016/5/14/chartex" xmlns:mc="http://schemas.openxmlformats.org/markup-compatibility/2006" xmlns:aink="http://schemas.microsoft.com/office/drawing/2016/ink" xmlns:am3d="http://schemas.microsoft.com/office/drawing/2017/model3d" xmlns:o="urn:schemas-microsoft-com:office:office" xmlns:oel="http://schemas.microsoft.com/office/2019/extlst" xmlns:r="http://schemas.openxmlformats.org/officeDocument/2006/relationships" xmlns:m="http://schemas.openxmlformats.org/officeDocument/2006/math" xmlns:v="urn:schemas-microsoft-com:vml" xmlns:wp14="http://schemas.microsoft.com/office/word/2010/wordprocessingDrawing" xmlns:wp="http://schemas.openxmlformats.org/drawingml/2006/wordprocessingDrawing" xmlns:w10="urn:schemas-microsoft-com:office:word" xmlns:w="http://schemas.openxmlformats.org/wordprocessingml/2006/main" xmlns:w14="http://schemas.microsoft.com/office/word/2010/wordml" xmlns:w15="http://schemas.microsoft.com/office/word/2012/wordml" xmlns:w16cex="http://schemas.microsoft.com/office/word/2018/wordml/cex" xmlns:w16cid="http://schemas.microsoft.com/office/word/2016/wordml/cid" xmlns:w16="http://schemas.microsoft.com/office/word/2018/wordml" xmlns:w16du="http://schemas.microsoft.com/office/word/2023/wordml/word16du" xmlns:w16sdtdh="http://schemas.microsoft.com/office/word/2020/wordml/sdtdatahash" xmlns:w16sdtfl="http://schemas.microsoft.com/office/word/2024/wordml/sdtformatlock" xmlns:w16se="http://schemas.microsoft.com/office/word/2015/wordml/symex" xmlns:wpg="http://schemas.microsoft.com/office/word/2010/wordprocessingGroup" xmlns:wpi="http://schemas.microsoft.com/office/word/2010/wordprocessingInk" xmlns:wne="http://schemas.microsoft.com/office/word/2006/wordml" xmlns:wps="http://schemas.microsoft.com/office/word/2010/wordprocessingShape" mc:Ignorable="w14 w15 w16se w16cid w16 w16cex w16sdtdh w16sdtfl w16du wp14">
+  <w:p>
+    <w:pPr>
+      <w:pStyle w:val="Header"/>
+    </w:pPr>
+    <w:r>
+      <w:t xml:space="preserve">Action efficiency understanding via associative learning </w:t>
+    </w:r>
+    <w:r>
+      <w:tab/>
+    </w:r>
+    <w:sdt>
+      <w:sdtPr>
+        <w:id w:val="518821272"/>
+        <w:docPartObj>
+          <w:docPartGallery w:val="Page Numbers (Top of Page)"/>
+          <w:docPartUnique/>
+        </w:docPartObj>
+      </w:sdtPr>
+      <w:sdtEndPr>
+        <w:rPr>
+          <w:noProof/>
+        </w:rPr>
+      </w:sdtEndPr>
+      <w:sdtContent>
+        <w:r>
+          <w:fldChar w:fldCharType="begin"/>
+        </w:r>
+        <w:r>
+          <w:instrText xml:space="preserve"> PAGE   \* MERGEFORMAT </w:instrText>
+        </w:r>
+        <w:r>
+          <w:fldChar w:fldCharType="separate"/>
+        </w:r>
+        <w:r>
+          <w:rPr>
+            <w:noProof/>
+          </w:rPr>
+          <w:t>2</w:t>
+        </w:r>
+        <w:r>
+          <w:rPr>
+            <w:noProof/>
+          </w:rPr>
+          <w:fldChar w:fldCharType="end"/>
+        </w:r>
+      </w:sdtContent>
+    </w:sdt>
+  </w:p>
+  <w:p>
+    <w:pPr>
+      <w:pStyle w:val="Header"/>
+    </w:pPr>
+  </w:p>
+</w:hdr>
 </file>
 
 <file path=word/numbering.xml><?xml version="1.0" encoding="utf-8"?>
@@ -4724,6 +5290,60 @@
       </w:tblBorders>
     </w:tblPr>
   </w:style>
+  <w:style w:type="paragraph" w:styleId="Header">
+    <w:name w:val="header"/>
+    <w:basedOn w:val="Normal"/>
+    <w:link w:val="HeaderChar"/>
+    <w:uiPriority w:val="99"/>
+    <w:unhideWhenUsed/>
+    <w:rsid w:val="00463A15"/>
+    <w:pPr>
+      <w:tabs>
+        <w:tab w:val="center" w:pos="4680"/>
+        <w:tab w:val="right" w:pos="9360"/>
+      </w:tabs>
+    </w:pPr>
+  </w:style>
+  <w:style w:type="character" w:customStyle="1" w:styleId="HeaderChar">
+    <w:name w:val="Header Char"/>
+    <w:basedOn w:val="DefaultParagraphFont"/>
+    <w:link w:val="Header"/>
+    <w:uiPriority w:val="99"/>
+    <w:rsid w:val="00463A15"/>
+    <w:rPr>
+      <w:rFonts w:ascii="Times New Roman" w:eastAsia="Times New Roman" w:hAnsi="Times New Roman" w:cs="Times New Roman"/>
+      <w:kern w:val="0"/>
+      <w:lang w:eastAsia="en-US"/>
+      <w14:ligatures w14:val="none"/>
+    </w:rPr>
+  </w:style>
+  <w:style w:type="paragraph" w:styleId="Footer">
+    <w:name w:val="footer"/>
+    <w:basedOn w:val="Normal"/>
+    <w:link w:val="FooterChar"/>
+    <w:uiPriority w:val="99"/>
+    <w:unhideWhenUsed/>
+    <w:rsid w:val="00463A15"/>
+    <w:pPr>
+      <w:tabs>
+        <w:tab w:val="center" w:pos="4680"/>
+        <w:tab w:val="right" w:pos="9360"/>
+      </w:tabs>
+    </w:pPr>
+  </w:style>
+  <w:style w:type="character" w:customStyle="1" w:styleId="FooterChar">
+    <w:name w:val="Footer Char"/>
+    <w:basedOn w:val="DefaultParagraphFont"/>
+    <w:link w:val="Footer"/>
+    <w:uiPriority w:val="99"/>
+    <w:rsid w:val="00463A15"/>
+    <w:rPr>
+      <w:rFonts w:ascii="Times New Roman" w:eastAsia="Times New Roman" w:hAnsi="Times New Roman" w:cs="Times New Roman"/>
+      <w:kern w:val="0"/>
+      <w:lang w:eastAsia="en-US"/>
+      <w14:ligatures w14:val="none"/>
+    </w:rPr>
+  </w:style>
 </w:styles>
 </file>
 

--- a/psychologicalReview/ms/finalDocuments/Supplementary Materials.docx
+++ b/psychologicalReview/ms/finalDocuments/Supplementary Materials.docx
@@ -268,7 +268,31 @@
         <w:rPr>
           <w:iCs/>
         </w:rPr>
-        <w:t>The aim of this section is to demonstrate that ALIAS’s performance in the main manuscript was robust across different values of the salience learning rate, weight decay, and developmental learning rate. The alternative salience learning rates were 0.0003875 and 0.0004, and the alternative weight-decay values were 0.0975 and 0.09875. These values were used throughout the supplementary analyses. Because the range of developmental learning rates differed across simulations, the relevant values are reported separately in each simulation section. Note that all results reported below held across habituation lengths, developmental and salience learning rates, and salience weight-decay values.</w:t>
+        <w:t>The aim of this section is to demonstrate that ALIAS’s performance in the main manuscript was robust across different values of the salience learning rate, weight decay, and developmental learning rate. The alternative salience learning rates were 0.0003875 and 0.0004, and the alternative weight</w:t>
+      </w:r>
+      <w:r>
+        <w:rPr>
+          <w:iCs/>
+        </w:rPr>
+        <w:t xml:space="preserve"> </w:t>
+      </w:r>
+      <w:r>
+        <w:rPr>
+          <w:iCs/>
+        </w:rPr>
+        <w:t>decay values were 0.0975 and 0.09875. These values were used throughout the supplementary analyses. Because the range of developmental learning rates differed across simulations, the relevant values are reported separately in each simulation section. Note that all results reported below held across habituation lengths, developmental and salience learning rates, and salience weight</w:t>
+      </w:r>
+      <w:r>
+        <w:rPr>
+          <w:iCs/>
+        </w:rPr>
+        <w:t xml:space="preserve"> </w:t>
+      </w:r>
+      <w:r>
+        <w:rPr>
+          <w:iCs/>
+        </w:rPr>
+        <w:t>decay values.</w:t>
       </w:r>
     </w:p>
     <w:p>
@@ -585,35 +609,7 @@
         <w:rPr>
           <w:iCs/>
         </w:rPr>
-        <w:t xml:space="preserve">networks in </w:t>
-      </w:r>
-      <w:proofErr w:type="gramStart"/>
-      <w:r>
-        <w:rPr>
-          <w:iCs/>
-        </w:rPr>
-        <w:t>the Experimental</w:t>
-      </w:r>
-      <w:proofErr w:type="gramEnd"/>
-      <w:r>
-        <w:rPr>
-          <w:iCs/>
-        </w:rPr>
-        <w:t xml:space="preserve"> condition produced more </w:t>
-      </w:r>
-      <w:proofErr w:type="gramStart"/>
-      <w:r>
-        <w:rPr>
-          <w:iCs/>
-        </w:rPr>
-        <w:t>error</w:t>
-      </w:r>
-      <w:proofErr w:type="gramEnd"/>
-      <w:r>
-        <w:rPr>
-          <w:iCs/>
-        </w:rPr>
-        <w:t xml:space="preserve"> to the Inefficient than to the Efficient test event</w:t>
+        <w:t>networks in the Experimental condition produced more error to the Inefficient than to the Efficient test event</w:t>
       </w:r>
       <w:r>
         <w:rPr>
@@ -625,35 +621,7 @@
         <w:rPr>
           <w:iCs/>
         </w:rPr>
-        <w:t xml:space="preserve">networks in </w:t>
-      </w:r>
-      <w:proofErr w:type="gramStart"/>
-      <w:r>
-        <w:rPr>
-          <w:iCs/>
-        </w:rPr>
-        <w:t>the Control</w:t>
-      </w:r>
-      <w:proofErr w:type="gramEnd"/>
-      <w:r>
-        <w:rPr>
-          <w:iCs/>
-        </w:rPr>
-        <w:t xml:space="preserve"> condition produced comparable </w:t>
-      </w:r>
-      <w:proofErr w:type="gramStart"/>
-      <w:r>
-        <w:rPr>
-          <w:iCs/>
-        </w:rPr>
-        <w:t>error</w:t>
-      </w:r>
-      <w:proofErr w:type="gramEnd"/>
-      <w:r>
-        <w:rPr>
-          <w:iCs/>
-        </w:rPr>
-        <w:t xml:space="preserve"> to both</w:t>
+        <w:t>networks in the Control condition produced comparable error to both</w:t>
       </w:r>
       <w:r>
         <w:rPr>
@@ -667,6 +635,15 @@
         </w:rPr>
         <w:t xml:space="preserve">events. </w:t>
       </w:r>
+    </w:p>
+    <w:p>
+      <w:pPr>
+        <w:spacing w:after="160" w:line="480" w:lineRule="auto"/>
+        <w:ind w:firstLine="720"/>
+        <w:rPr>
+          <w:iCs/>
+        </w:rPr>
+      </w:pPr>
     </w:p>
     <w:p>
       <w:pPr>
@@ -722,15 +699,7 @@
         <w:t>pairs of</w:t>
       </w:r>
       <w:r>
-        <w:t xml:space="preserve"> </w:t>
-      </w:r>
-      <w:proofErr w:type="gramStart"/>
-      <w:r>
-        <w:t>salience</w:t>
-      </w:r>
-      <w:proofErr w:type="gramEnd"/>
-      <w:r>
-        <w:t xml:space="preserve"> learning rate and weight decay</w:t>
+        <w:t xml:space="preserve"> salience learning rate and weight decay</w:t>
       </w:r>
       <w:r>
         <w:t xml:space="preserve"> values</w:t>
@@ -1242,46 +1211,17 @@
         <w:t>N</w:t>
       </w:r>
       <w:r>
-        <w:t xml:space="preserve">etworks in </w:t>
-      </w:r>
-      <w:proofErr w:type="gramStart"/>
-      <w:r>
-        <w:t>the Experimental</w:t>
-      </w:r>
-      <w:proofErr w:type="gramEnd"/>
-      <w:r>
-        <w:t xml:space="preserve"> condition produced more </w:t>
-      </w:r>
-      <w:proofErr w:type="gramStart"/>
+        <w:t xml:space="preserve">etworks in the Experimental condition produced more </w:t>
+      </w:r>
       <w:r>
         <w:lastRenderedPageBreak/>
-        <w:t>error</w:t>
-      </w:r>
-      <w:proofErr w:type="gramEnd"/>
-      <w:r>
-        <w:t xml:space="preserve"> to the Inefficient than to the Efficient test event</w:t>
+        <w:t>error to the Inefficient than to the Efficient test event</w:t>
       </w:r>
       <w:r>
         <w:t>;</w:t>
       </w:r>
       <w:r>
-        <w:t xml:space="preserve"> networks in </w:t>
-      </w:r>
-      <w:proofErr w:type="gramStart"/>
-      <w:r>
-        <w:t>the Control</w:t>
-      </w:r>
-      <w:proofErr w:type="gramEnd"/>
-      <w:r>
-        <w:t xml:space="preserve"> condition produced comparable </w:t>
-      </w:r>
-      <w:proofErr w:type="gramStart"/>
-      <w:r>
-        <w:t>error</w:t>
-      </w:r>
-      <w:proofErr w:type="gramEnd"/>
-      <w:r>
-        <w:t xml:space="preserve"> to both test events. </w:t>
+        <w:t xml:space="preserve"> networks in the Control condition produced comparable error to both test events. </w:t>
       </w:r>
     </w:p>
     <w:p>
@@ -1580,21 +1520,7 @@
         <w:rPr>
           <w:iCs/>
         </w:rPr>
-        <w:t xml:space="preserve"> networks in the Control condition produced comparable </w:t>
-      </w:r>
-      <w:proofErr w:type="gramStart"/>
-      <w:r>
-        <w:rPr>
-          <w:iCs/>
-        </w:rPr>
-        <w:t>error</w:t>
-      </w:r>
-      <w:proofErr w:type="gramEnd"/>
-      <w:r>
-        <w:rPr>
-          <w:iCs/>
-        </w:rPr>
-        <w:t xml:space="preserve"> to both events</w:t>
+        <w:t xml:space="preserve"> networks in the Control condition produced comparable error to both events</w:t>
       </w:r>
       <w:r>
         <w:rPr>
@@ -2583,36 +2509,14 @@
         <w:rPr>
           <w:iCs/>
         </w:rPr>
-        <w:t xml:space="preserve">Experiments 1 and 3 produced more </w:t>
-      </w:r>
-      <w:proofErr w:type="gramStart"/>
-      <w:r>
-        <w:rPr>
-          <w:iCs/>
-        </w:rPr>
-        <w:t>error</w:t>
-      </w:r>
-      <w:proofErr w:type="gramEnd"/>
-      <w:r>
-        <w:rPr>
-          <w:iCs/>
-        </w:rPr>
-        <w:t xml:space="preserve"> to the High, inefficient than to the Low, efficient test event. Networks in Experiment 2 produced </w:t>
-      </w:r>
-      <w:r>
-        <w:rPr>
-          <w:iCs/>
-        </w:rPr>
-        <w:t xml:space="preserve">numerically more </w:t>
-      </w:r>
-      <w:proofErr w:type="gramStart"/>
-      <w:r>
-        <w:rPr>
-          <w:iCs/>
-        </w:rPr>
-        <w:t>error</w:t>
-      </w:r>
-      <w:proofErr w:type="gramEnd"/>
+        <w:t xml:space="preserve">Experiments 1 and 3 produced more error to the High, inefficient than to the Low, efficient test event. Networks in Experiment 2 produced </w:t>
+      </w:r>
+      <w:r>
+        <w:rPr>
+          <w:iCs/>
+        </w:rPr>
+        <w:t>numerically more error</w:t>
+      </w:r>
       <w:r>
         <w:rPr>
           <w:iCs/>
@@ -2939,27 +2843,15 @@
         </w:rPr>
         <w:t xml:space="preserve"> condition. </w:t>
       </w:r>
-      <w:proofErr w:type="gramStart"/>
-      <w:r>
-        <w:rPr>
-          <w:i w:val="0"/>
-          <w:iCs w:val="0"/>
-          <w:color w:val="000000" w:themeColor="text1"/>
-          <w:sz w:val="24"/>
-          <w:szCs w:val="24"/>
-        </w:rPr>
-        <w:t>Networks’</w:t>
-      </w:r>
-      <w:proofErr w:type="gramEnd"/>
-      <w:r>
-        <w:rPr>
-          <w:i w:val="0"/>
-          <w:iCs w:val="0"/>
-          <w:color w:val="000000" w:themeColor="text1"/>
-          <w:sz w:val="24"/>
-          <w:szCs w:val="24"/>
-        </w:rPr>
-        <w:t xml:space="preserve"> mean error to the Efficient and Inefficient test events in the Experimenta</w:t>
+      <w:r>
+        <w:rPr>
+          <w:i w:val="0"/>
+          <w:iCs w:val="0"/>
+          <w:color w:val="000000" w:themeColor="text1"/>
+          <w:sz w:val="24"/>
+          <w:szCs w:val="24"/>
+        </w:rPr>
+        <w:t>Networks’ mean error to the Efficient and Inefficient test events in the Experimenta</w:t>
       </w:r>
       <w:r>
         <w:rPr>
@@ -3080,7 +2972,27 @@
           <w:sz w:val="24"/>
           <w:szCs w:val="24"/>
         </w:rPr>
-        <w:t>weight-decay values</w:t>
+        <w:t>weight</w:t>
+      </w:r>
+      <w:r>
+        <w:rPr>
+          <w:i w:val="0"/>
+          <w:iCs w:val="0"/>
+          <w:color w:val="000000" w:themeColor="text1"/>
+          <w:sz w:val="24"/>
+          <w:szCs w:val="24"/>
+        </w:rPr>
+        <w:t xml:space="preserve"> </w:t>
+      </w:r>
+      <w:r>
+        <w:rPr>
+          <w:i w:val="0"/>
+          <w:iCs w:val="0"/>
+          <w:color w:val="000000" w:themeColor="text1"/>
+          <w:sz w:val="24"/>
+          <w:szCs w:val="24"/>
+        </w:rPr>
+        <w:t>decay values</w:t>
       </w:r>
       <w:r>
         <w:rPr>
@@ -3111,13 +3023,7 @@
         <w:rPr>
           <w:iCs/>
         </w:rPr>
-        <w:t>0.00875</w:t>
-      </w:r>
-      <w:r>
-        <w:rPr>
-          <w:iCs/>
-        </w:rPr>
-        <w:t xml:space="preserve"> and </w:t>
+        <w:t xml:space="preserve">0.00875 and </w:t>
       </w:r>
       <w:r>
         <w:rPr>
@@ -3416,29 +3322,7 @@
           <w:sz w:val="24"/>
           <w:szCs w:val="24"/>
         </w:rPr>
-        <w:t xml:space="preserve">etworks’ </w:t>
-      </w:r>
-      <w:proofErr w:type="gramStart"/>
-      <w:r>
-        <w:rPr>
-          <w:i w:val="0"/>
-          <w:iCs w:val="0"/>
-          <w:color w:val="000000" w:themeColor="text1"/>
-          <w:sz w:val="24"/>
-          <w:szCs w:val="24"/>
-        </w:rPr>
-        <w:t>mean</w:t>
-      </w:r>
-      <w:proofErr w:type="gramEnd"/>
-      <w:r>
-        <w:rPr>
-          <w:i w:val="0"/>
-          <w:iCs w:val="0"/>
-          <w:color w:val="000000" w:themeColor="text1"/>
-          <w:sz w:val="24"/>
-          <w:szCs w:val="24"/>
-        </w:rPr>
-        <w:t xml:space="preserve"> error to the Efficient and Inefficient test events across different habituation length</w:t>
+        <w:t>etworks’ mean error to the Efficient and Inefficient test events across different habituation length</w:t>
       </w:r>
       <w:r>
         <w:rPr>
@@ -3508,7 +3392,27 @@
           <w:sz w:val="24"/>
           <w:szCs w:val="24"/>
         </w:rPr>
-        <w:t>weight-decay values</w:t>
+        <w:t>weight</w:t>
+      </w:r>
+      <w:r>
+        <w:rPr>
+          <w:i w:val="0"/>
+          <w:iCs w:val="0"/>
+          <w:color w:val="000000" w:themeColor="text1"/>
+          <w:sz w:val="24"/>
+          <w:szCs w:val="24"/>
+        </w:rPr>
+        <w:t xml:space="preserve"> </w:t>
+      </w:r>
+      <w:r>
+        <w:rPr>
+          <w:i w:val="0"/>
+          <w:iCs w:val="0"/>
+          <w:color w:val="000000" w:themeColor="text1"/>
+          <w:sz w:val="24"/>
+          <w:szCs w:val="24"/>
+        </w:rPr>
+        <w:t>decay values</w:t>
       </w:r>
       <w:r>
         <w:rPr>
@@ -3542,26 +3446,13 @@
         <w:t>9</w:t>
       </w:r>
       <w:r>
-        <w:t xml:space="preserve"> shows that networks in </w:t>
-      </w:r>
-      <w:proofErr w:type="gramStart"/>
-      <w:r>
-        <w:t>the Ineffective</w:t>
-      </w:r>
-      <w:proofErr w:type="gramEnd"/>
+        <w:t xml:space="preserve"> shows that networks in the Ineffective</w:t>
+      </w:r>
       <w:r>
         <w:t xml:space="preserve"> Action</w:t>
       </w:r>
       <w:r>
-        <w:t xml:space="preserve"> </w:t>
-      </w:r>
-      <w:proofErr w:type="gramStart"/>
-      <w:r>
-        <w:t>condition</w:t>
-      </w:r>
-      <w:proofErr w:type="gramEnd"/>
-      <w:r>
-        <w:t xml:space="preserve"> produced </w:t>
+        <w:t xml:space="preserve"> condition produced </w:t>
       </w:r>
       <w:r>
         <w:t xml:space="preserve">roughly </w:t>
@@ -3851,27 +3742,15 @@
         </w:rPr>
         <w:t xml:space="preserve"> </w:t>
       </w:r>
-      <w:proofErr w:type="gramStart"/>
-      <w:r>
-        <w:rPr>
-          <w:i w:val="0"/>
-          <w:iCs w:val="0"/>
-          <w:color w:val="000000" w:themeColor="text1"/>
-          <w:sz w:val="24"/>
-          <w:szCs w:val="24"/>
-        </w:rPr>
-        <w:t>Networks’</w:t>
-      </w:r>
-      <w:proofErr w:type="gramEnd"/>
-      <w:r>
-        <w:rPr>
-          <w:i w:val="0"/>
-          <w:iCs w:val="0"/>
-          <w:color w:val="000000" w:themeColor="text1"/>
-          <w:sz w:val="24"/>
-          <w:szCs w:val="24"/>
-        </w:rPr>
-        <w:t xml:space="preserve"> mean error to the Efficient and Inefficient test events in the Experimental </w:t>
+      <w:r>
+        <w:rPr>
+          <w:i w:val="0"/>
+          <w:iCs w:val="0"/>
+          <w:color w:val="000000" w:themeColor="text1"/>
+          <w:sz w:val="24"/>
+          <w:szCs w:val="24"/>
+        </w:rPr>
+        <w:t xml:space="preserve">Networks’ mean error to the Efficient and Inefficient test events in the Experimental </w:t>
       </w:r>
       <w:r>
         <w:rPr>
@@ -3992,7 +3871,27 @@
           <w:sz w:val="24"/>
           <w:szCs w:val="24"/>
         </w:rPr>
-        <w:t>weight-decay values.</w:t>
+        <w:t>weight</w:t>
+      </w:r>
+      <w:r>
+        <w:rPr>
+          <w:i w:val="0"/>
+          <w:iCs w:val="0"/>
+          <w:color w:val="000000" w:themeColor="text1"/>
+          <w:sz w:val="24"/>
+          <w:szCs w:val="24"/>
+        </w:rPr>
+        <w:t xml:space="preserve"> </w:t>
+      </w:r>
+      <w:r>
+        <w:rPr>
+          <w:i w:val="0"/>
+          <w:iCs w:val="0"/>
+          <w:color w:val="000000" w:themeColor="text1"/>
+          <w:sz w:val="24"/>
+          <w:szCs w:val="24"/>
+        </w:rPr>
+        <w:t>decay values.</w:t>
       </w:r>
       <w:r>
         <w:rPr>
@@ -4093,25 +3992,29 @@
         </w:rPr>
         <w:t xml:space="preserve"> on any </w:t>
       </w:r>
-      <w:proofErr w:type="gramStart"/>
-      <w:r>
-        <w:rPr>
-          <w:iCs/>
-        </w:rPr>
-        <w:t xml:space="preserve">particular </w:t>
-      </w:r>
-      <w:r>
-        <w:rPr>
-          <w:iCs/>
-        </w:rPr>
-        <w:t>parameter</w:t>
-      </w:r>
-      <w:proofErr w:type="gramEnd"/>
-      <w:r>
-        <w:rPr>
-          <w:iCs/>
-        </w:rPr>
-        <w:t xml:space="preserve"> value.</w:t>
+      <w:r>
+        <w:rPr>
+          <w:iCs/>
+        </w:rPr>
+        <w:t xml:space="preserve">specific </w:t>
+      </w:r>
+      <w:r>
+        <w:rPr>
+          <w:iCs/>
+        </w:rPr>
+        <w:t>parameter value</w:t>
+      </w:r>
+      <w:r>
+        <w:rPr>
+          <w:iCs/>
+        </w:rPr>
+        <w:t>s</w:t>
+      </w:r>
+      <w:r>
+        <w:rPr>
+          <w:iCs/>
+        </w:rPr>
+        <w:t>.</w:t>
       </w:r>
     </w:p>
     <w:p/>
